--- a/Lab04/minhchung.docx
+++ b/Lab04/minhchung.docx
@@ -5,15 +5,19 @@
     <w:p>
       <w:pPr>
         <w:rPr>
+          <w:rFonts w:cstheme="minorHAnsi"/>
           <w:b/>
           <w:bCs/>
-          <w:lang w:val="en-US"/>
-        </w:rPr>
-      </w:pPr>
-      <w:r>
-        <w:rPr>
+          <w:szCs w:val="22"/>
+          <w:lang w:val="en-US"/>
+        </w:rPr>
+      </w:pPr>
+      <w:r>
+        <w:rPr>
+          <w:rFonts w:cstheme="minorHAnsi"/>
           <w:b/>
           <w:bCs/>
+          <w:szCs w:val="22"/>
           <w:lang w:val="en-US"/>
         </w:rPr>
         <w:t>NguyenVanHuy_22667141</w:t>
@@ -22,15 +26,19 @@
     <w:p>
       <w:pPr>
         <w:rPr>
+          <w:rFonts w:cstheme="minorHAnsi"/>
           <w:b/>
           <w:bCs/>
-          <w:lang w:val="en-US"/>
-        </w:rPr>
-      </w:pPr>
-      <w:r>
-        <w:rPr>
+          <w:szCs w:val="22"/>
+          <w:lang w:val="en-US"/>
+        </w:rPr>
+      </w:pPr>
+      <w:r>
+        <w:rPr>
+          <w:rFonts w:cstheme="minorHAnsi"/>
           <w:b/>
           <w:bCs/>
+          <w:szCs w:val="22"/>
           <w:lang w:val="en-US"/>
         </w:rPr>
         <w:t>Phần 1 : Các lệnh cơ bản thao tác với Docker</w:t>
@@ -44,17 +52,23 @@
           <w:numId w:val="2"/>
         </w:numPr>
         <w:rPr>
-          <w:lang w:val="en-US"/>
-        </w:rPr>
-      </w:pPr>
-      <w:r>
-        <w:rPr>
+          <w:rFonts w:cstheme="minorHAnsi"/>
+          <w:szCs w:val="22"/>
+          <w:lang w:val="en-US"/>
+        </w:rPr>
+      </w:pPr>
+      <w:r>
+        <w:rPr>
+          <w:rFonts w:cstheme="minorHAnsi"/>
+          <w:szCs w:val="22"/>
           <w:lang w:val="en-US"/>
         </w:rPr>
         <w:t>d</w:t>
       </w:r>
       <w:r>
         <w:rPr>
+          <w:rFonts w:cstheme="minorHAnsi"/>
+          <w:szCs w:val="22"/>
           <w:lang w:val="en-US"/>
         </w:rPr>
         <w:t>ocker –version</w:t>
@@ -64,11 +78,16 @@
       <w:pPr>
         <w:ind w:left="360"/>
         <w:rPr>
-          <w:lang w:val="en-US"/>
-        </w:rPr>
-      </w:pPr>
-      <w:r>
-        <w:rPr>
+          <w:rFonts w:cstheme="minorHAnsi"/>
+          <w:szCs w:val="22"/>
+          <w:lang w:val="en-US"/>
+        </w:rPr>
+      </w:pPr>
+      <w:r>
+        <w:rPr>
+          <w:rFonts w:cstheme="minorHAnsi"/>
+          <w:noProof/>
+          <w:szCs w:val="22"/>
           <w:lang w:val="en-US"/>
         </w:rPr>
         <w:drawing>
@@ -116,11 +135,15 @@
           <w:numId w:val="2"/>
         </w:numPr>
         <w:rPr>
-          <w:lang w:val="en-US"/>
-        </w:rPr>
-      </w:pPr>
-      <w:r>
-        <w:rPr>
+          <w:rFonts w:cstheme="minorHAnsi"/>
+          <w:szCs w:val="22"/>
+          <w:lang w:val="en-US"/>
+        </w:rPr>
+      </w:pPr>
+      <w:r>
+        <w:rPr>
+          <w:rFonts w:cstheme="minorHAnsi"/>
+          <w:szCs w:val="22"/>
           <w:lang w:val="en-US"/>
         </w:rPr>
         <w:t>docker run hello-world</w:t>
@@ -130,11 +153,16 @@
       <w:pPr>
         <w:ind w:left="360"/>
         <w:rPr>
-          <w:lang w:val="en-US"/>
-        </w:rPr>
-      </w:pPr>
-      <w:r>
-        <w:rPr>
+          <w:rFonts w:cstheme="minorHAnsi"/>
+          <w:szCs w:val="22"/>
+          <w:lang w:val="en-US"/>
+        </w:rPr>
+      </w:pPr>
+      <w:r>
+        <w:rPr>
+          <w:rFonts w:cstheme="minorHAnsi"/>
+          <w:noProof/>
+          <w:szCs w:val="22"/>
           <w:lang w:val="en-US"/>
         </w:rPr>
         <w:drawing>
@@ -182,11 +210,15 @@
           <w:numId w:val="2"/>
         </w:numPr>
         <w:rPr>
-          <w:lang w:val="en-US"/>
-        </w:rPr>
-      </w:pPr>
-      <w:r>
-        <w:rPr>
+          <w:rFonts w:cstheme="minorHAnsi"/>
+          <w:szCs w:val="22"/>
+          <w:lang w:val="en-US"/>
+        </w:rPr>
+      </w:pPr>
+      <w:r>
+        <w:rPr>
+          <w:rFonts w:cstheme="minorHAnsi"/>
+          <w:szCs w:val="22"/>
           <w:lang w:val="en-US"/>
         </w:rPr>
         <w:t>docker pull nginx</w:t>
@@ -196,11 +228,16 @@
       <w:pPr>
         <w:ind w:left="360"/>
         <w:rPr>
-          <w:lang w:val="en-US"/>
-        </w:rPr>
-      </w:pPr>
-      <w:r>
-        <w:rPr>
+          <w:rFonts w:cstheme="minorHAnsi"/>
+          <w:szCs w:val="22"/>
+          <w:lang w:val="en-US"/>
+        </w:rPr>
+      </w:pPr>
+      <w:r>
+        <w:rPr>
+          <w:rFonts w:cstheme="minorHAnsi"/>
+          <w:noProof/>
+          <w:szCs w:val="22"/>
           <w:lang w:val="en-US"/>
         </w:rPr>
         <w:drawing>
@@ -248,11 +285,15 @@
           <w:numId w:val="2"/>
         </w:numPr>
         <w:rPr>
-          <w:lang w:val="en-US"/>
-        </w:rPr>
-      </w:pPr>
-      <w:r>
-        <w:rPr>
+          <w:rFonts w:cstheme="minorHAnsi"/>
+          <w:szCs w:val="22"/>
+          <w:lang w:val="en-US"/>
+        </w:rPr>
+      </w:pPr>
+      <w:r>
+        <w:rPr>
+          <w:rFonts w:cstheme="minorHAnsi"/>
+          <w:szCs w:val="22"/>
           <w:lang w:val="en-US"/>
         </w:rPr>
         <w:t>docker images</w:t>
@@ -262,11 +303,16 @@
       <w:pPr>
         <w:ind w:left="360"/>
         <w:rPr>
-          <w:lang w:val="en-US"/>
-        </w:rPr>
-      </w:pPr>
-      <w:r>
-        <w:rPr>
+          <w:rFonts w:cstheme="minorHAnsi"/>
+          <w:szCs w:val="22"/>
+          <w:lang w:val="en-US"/>
+        </w:rPr>
+      </w:pPr>
+      <w:r>
+        <w:rPr>
+          <w:rFonts w:cstheme="minorHAnsi"/>
+          <w:noProof/>
+          <w:szCs w:val="22"/>
           <w:lang w:val="en-US"/>
         </w:rPr>
         <w:drawing>
@@ -314,11 +360,15 @@
           <w:numId w:val="2"/>
         </w:numPr>
         <w:rPr>
-          <w:lang w:val="en-US"/>
-        </w:rPr>
-      </w:pPr>
-      <w:r>
-        <w:rPr>
+          <w:rFonts w:cstheme="minorHAnsi"/>
+          <w:szCs w:val="22"/>
+          <w:lang w:val="en-US"/>
+        </w:rPr>
+      </w:pPr>
+      <w:r>
+        <w:rPr>
+          <w:rFonts w:cstheme="minorHAnsi"/>
+          <w:szCs w:val="22"/>
           <w:lang w:val="en-US"/>
         </w:rPr>
         <w:t>docker run  -d nginx</w:t>
@@ -328,11 +378,16 @@
       <w:pPr>
         <w:ind w:left="360"/>
         <w:rPr>
-          <w:lang w:val="en-US"/>
-        </w:rPr>
-      </w:pPr>
-      <w:r>
-        <w:rPr>
+          <w:rFonts w:cstheme="minorHAnsi"/>
+          <w:szCs w:val="22"/>
+          <w:lang w:val="en-US"/>
+        </w:rPr>
+      </w:pPr>
+      <w:r>
+        <w:rPr>
+          <w:rFonts w:cstheme="minorHAnsi"/>
+          <w:noProof/>
+          <w:szCs w:val="22"/>
           <w:lang w:val="en-US"/>
         </w:rPr>
         <w:drawing>
@@ -380,11 +435,15 @@
           <w:numId w:val="2"/>
         </w:numPr>
         <w:rPr>
-          <w:lang w:val="en-US"/>
-        </w:rPr>
-      </w:pPr>
-      <w:r>
-        <w:rPr>
+          <w:rFonts w:cstheme="minorHAnsi"/>
+          <w:szCs w:val="22"/>
+          <w:lang w:val="en-US"/>
+        </w:rPr>
+      </w:pPr>
+      <w:r>
+        <w:rPr>
+          <w:rFonts w:cstheme="minorHAnsi"/>
+          <w:szCs w:val="22"/>
           <w:lang w:val="en-US"/>
         </w:rPr>
         <w:t>docker ps</w:t>
@@ -394,11 +453,16 @@
       <w:pPr>
         <w:ind w:left="360"/>
         <w:rPr>
-          <w:lang w:val="en-US"/>
-        </w:rPr>
-      </w:pPr>
-      <w:r>
-        <w:rPr>
+          <w:rFonts w:cstheme="minorHAnsi"/>
+          <w:szCs w:val="22"/>
+          <w:lang w:val="en-US"/>
+        </w:rPr>
+      </w:pPr>
+      <w:r>
+        <w:rPr>
+          <w:rFonts w:cstheme="minorHAnsi"/>
+          <w:noProof/>
+          <w:szCs w:val="22"/>
           <w:lang w:val="en-US"/>
         </w:rPr>
         <w:drawing>
@@ -446,11 +510,15 @@
           <w:numId w:val="2"/>
         </w:numPr>
         <w:rPr>
-          <w:lang w:val="en-US"/>
-        </w:rPr>
-      </w:pPr>
-      <w:r>
-        <w:rPr>
+          <w:rFonts w:cstheme="minorHAnsi"/>
+          <w:szCs w:val="22"/>
+          <w:lang w:val="en-US"/>
+        </w:rPr>
+      </w:pPr>
+      <w:r>
+        <w:rPr>
+          <w:rFonts w:cstheme="minorHAnsi"/>
+          <w:szCs w:val="22"/>
           <w:lang w:val="en-US"/>
         </w:rPr>
         <w:t xml:space="preserve">docker ps -a </w:t>
@@ -460,11 +528,16 @@
       <w:pPr>
         <w:ind w:left="360"/>
         <w:rPr>
-          <w:lang w:val="en-US"/>
-        </w:rPr>
-      </w:pPr>
-      <w:r>
-        <w:rPr>
+          <w:rFonts w:cstheme="minorHAnsi"/>
+          <w:szCs w:val="22"/>
+          <w:lang w:val="en-US"/>
+        </w:rPr>
+      </w:pPr>
+      <w:r>
+        <w:rPr>
+          <w:rFonts w:cstheme="minorHAnsi"/>
+          <w:noProof/>
+          <w:szCs w:val="22"/>
           <w:lang w:val="en-US"/>
         </w:rPr>
         <w:lastRenderedPageBreak/>
@@ -513,11 +586,15 @@
           <w:numId w:val="2"/>
         </w:numPr>
         <w:rPr>
-          <w:lang w:val="en-US"/>
-        </w:rPr>
-      </w:pPr>
-      <w:r>
-        <w:rPr>
+          <w:rFonts w:cstheme="minorHAnsi"/>
+          <w:szCs w:val="22"/>
+          <w:lang w:val="en-US"/>
+        </w:rPr>
+      </w:pPr>
+      <w:r>
+        <w:rPr>
+          <w:rFonts w:cstheme="minorHAnsi"/>
+          <w:szCs w:val="22"/>
           <w:lang w:val="en-US"/>
         </w:rPr>
         <w:t>docker logs &lt;container_id&gt;</w:t>
@@ -527,11 +604,16 @@
       <w:pPr>
         <w:ind w:left="360"/>
         <w:rPr>
-          <w:lang w:val="en-US"/>
-        </w:rPr>
-      </w:pPr>
-      <w:r>
-        <w:rPr>
+          <w:rFonts w:cstheme="minorHAnsi"/>
+          <w:szCs w:val="22"/>
+          <w:lang w:val="en-US"/>
+        </w:rPr>
+      </w:pPr>
+      <w:r>
+        <w:rPr>
+          <w:rFonts w:cstheme="minorHAnsi"/>
+          <w:noProof/>
+          <w:szCs w:val="22"/>
           <w:lang w:val="en-US"/>
         </w:rPr>
         <w:drawing>
@@ -579,11 +661,15 @@
           <w:numId w:val="2"/>
         </w:numPr>
         <w:rPr>
-          <w:lang w:val="en-US"/>
-        </w:rPr>
-      </w:pPr>
-      <w:r>
-        <w:rPr>
+          <w:rFonts w:cstheme="minorHAnsi"/>
+          <w:szCs w:val="22"/>
+          <w:lang w:val="en-US"/>
+        </w:rPr>
+      </w:pPr>
+      <w:r>
+        <w:rPr>
+          <w:rFonts w:cstheme="minorHAnsi"/>
+          <w:szCs w:val="22"/>
           <w:lang w:val="en-US"/>
         </w:rPr>
         <w:t>docker exec -it &lt;container_id&gt; /bin/sh</w:t>
@@ -593,11 +679,16 @@
       <w:pPr>
         <w:ind w:left="360"/>
         <w:rPr>
-          <w:lang w:val="en-US"/>
-        </w:rPr>
-      </w:pPr>
-      <w:r>
-        <w:rPr>
+          <w:rFonts w:cstheme="minorHAnsi"/>
+          <w:szCs w:val="22"/>
+          <w:lang w:val="en-US"/>
+        </w:rPr>
+      </w:pPr>
+      <w:r>
+        <w:rPr>
+          <w:rFonts w:cstheme="minorHAnsi"/>
+          <w:noProof/>
+          <w:szCs w:val="22"/>
           <w:lang w:val="en-US"/>
         </w:rPr>
         <w:drawing>
@@ -645,11 +736,15 @@
           <w:numId w:val="2"/>
         </w:numPr>
         <w:rPr>
-          <w:lang w:val="en-US"/>
-        </w:rPr>
-      </w:pPr>
-      <w:r>
-        <w:rPr>
+          <w:rFonts w:cstheme="minorHAnsi"/>
+          <w:szCs w:val="22"/>
+          <w:lang w:val="en-US"/>
+        </w:rPr>
+      </w:pPr>
+      <w:r>
+        <w:rPr>
+          <w:rFonts w:cstheme="minorHAnsi"/>
+          <w:szCs w:val="22"/>
           <w:lang w:val="en-US"/>
         </w:rPr>
         <w:t>docker stop &lt;container_id&gt;</w:t>
@@ -659,15 +754,20 @@
       <w:pPr>
         <w:ind w:left="360"/>
         <w:rPr>
+          <w:rFonts w:cstheme="minorHAnsi"/>
           <w:b/>
           <w:bCs/>
-          <w:lang w:val="en-US"/>
-        </w:rPr>
-      </w:pPr>
-      <w:r>
-        <w:rPr>
+          <w:szCs w:val="22"/>
+          <w:lang w:val="en-US"/>
+        </w:rPr>
+      </w:pPr>
+      <w:r>
+        <w:rPr>
+          <w:rFonts w:cstheme="minorHAnsi"/>
           <w:b/>
           <w:bCs/>
+          <w:noProof/>
+          <w:szCs w:val="22"/>
           <w:lang w:val="en-US"/>
         </w:rPr>
         <w:drawing>
@@ -711,15 +811,20 @@
       <w:pPr>
         <w:ind w:left="360"/>
         <w:rPr>
+          <w:rFonts w:cstheme="minorHAnsi"/>
           <w:b/>
           <w:bCs/>
-          <w:lang w:val="en-US"/>
-        </w:rPr>
-      </w:pPr>
-      <w:r>
-        <w:rPr>
+          <w:szCs w:val="22"/>
+          <w:lang w:val="en-US"/>
+        </w:rPr>
+      </w:pPr>
+      <w:r>
+        <w:rPr>
+          <w:rFonts w:cstheme="minorHAnsi"/>
           <w:b/>
           <w:bCs/>
+          <w:noProof/>
+          <w:szCs w:val="22"/>
           <w:lang w:val="en-US"/>
         </w:rPr>
         <w:drawing>
@@ -767,11 +872,15 @@
           <w:numId w:val="2"/>
         </w:numPr>
         <w:rPr>
-          <w:lang w:val="en-US"/>
-        </w:rPr>
-      </w:pPr>
-      <w:r>
-        <w:rPr>
+          <w:rFonts w:cstheme="minorHAnsi"/>
+          <w:szCs w:val="22"/>
+          <w:lang w:val="en-US"/>
+        </w:rPr>
+      </w:pPr>
+      <w:r>
+        <w:rPr>
+          <w:rFonts w:cstheme="minorHAnsi"/>
+          <w:szCs w:val="22"/>
           <w:lang w:val="en-US"/>
         </w:rPr>
         <w:t>docker restart &lt;container_id&gt;</w:t>
@@ -781,11 +890,16 @@
       <w:pPr>
         <w:ind w:left="360"/>
         <w:rPr>
-          <w:lang w:val="en-US"/>
-        </w:rPr>
-      </w:pPr>
-      <w:r>
-        <w:rPr>
+          <w:rFonts w:cstheme="minorHAnsi"/>
+          <w:szCs w:val="22"/>
+          <w:lang w:val="en-US"/>
+        </w:rPr>
+      </w:pPr>
+      <w:r>
+        <w:rPr>
+          <w:rFonts w:cstheme="minorHAnsi"/>
+          <w:noProof/>
+          <w:szCs w:val="22"/>
           <w:lang w:val="en-US"/>
         </w:rPr>
         <w:drawing>
@@ -829,11 +943,16 @@
       <w:pPr>
         <w:ind w:left="360"/>
         <w:rPr>
-          <w:lang w:val="en-US"/>
-        </w:rPr>
-      </w:pPr>
-      <w:r>
-        <w:rPr>
+          <w:rFonts w:cstheme="minorHAnsi"/>
+          <w:szCs w:val="22"/>
+          <w:lang w:val="en-US"/>
+        </w:rPr>
+      </w:pPr>
+      <w:r>
+        <w:rPr>
+          <w:rFonts w:cstheme="minorHAnsi"/>
+          <w:noProof/>
+          <w:szCs w:val="22"/>
           <w:lang w:val="en-US"/>
         </w:rPr>
         <w:drawing>
@@ -881,11 +1000,15 @@
           <w:numId w:val="2"/>
         </w:numPr>
         <w:rPr>
-          <w:lang w:val="en-US"/>
-        </w:rPr>
-      </w:pPr>
-      <w:r>
-        <w:rPr>
+          <w:rFonts w:cstheme="minorHAnsi"/>
+          <w:szCs w:val="22"/>
+          <w:lang w:val="en-US"/>
+        </w:rPr>
+      </w:pPr>
+      <w:r>
+        <w:rPr>
+          <w:rFonts w:cstheme="minorHAnsi"/>
+          <w:szCs w:val="22"/>
           <w:lang w:val="en-US"/>
         </w:rPr>
         <w:t>docker rm &lt;container_id&gt;</w:t>
@@ -895,11 +1018,16 @@
       <w:pPr>
         <w:ind w:left="360"/>
         <w:rPr>
-          <w:lang w:val="en-US"/>
-        </w:rPr>
-      </w:pPr>
-      <w:r>
-        <w:rPr>
+          <w:rFonts w:cstheme="minorHAnsi"/>
+          <w:szCs w:val="22"/>
+          <w:lang w:val="en-US"/>
+        </w:rPr>
+      </w:pPr>
+      <w:r>
+        <w:rPr>
+          <w:rFonts w:cstheme="minorHAnsi"/>
+          <w:noProof/>
+          <w:szCs w:val="22"/>
           <w:lang w:val="en-US"/>
         </w:rPr>
         <w:lastRenderedPageBreak/>
@@ -948,11 +1076,15 @@
           <w:numId w:val="2"/>
         </w:numPr>
         <w:rPr>
-          <w:lang w:val="en-US"/>
-        </w:rPr>
-      </w:pPr>
-      <w:r>
-        <w:rPr>
+          <w:rFonts w:cstheme="minorHAnsi"/>
+          <w:szCs w:val="22"/>
+          <w:lang w:val="en-US"/>
+        </w:rPr>
+      </w:pPr>
+      <w:r>
+        <w:rPr>
+          <w:rFonts w:cstheme="minorHAnsi"/>
+          <w:szCs w:val="22"/>
           <w:lang w:val="en-US"/>
         </w:rPr>
         <w:t>docker container prune</w:t>
@@ -962,11 +1094,16 @@
       <w:pPr>
         <w:ind w:left="360"/>
         <w:rPr>
-          <w:lang w:val="en-US"/>
-        </w:rPr>
-      </w:pPr>
-      <w:r>
-        <w:rPr>
+          <w:rFonts w:cstheme="minorHAnsi"/>
+          <w:szCs w:val="22"/>
+          <w:lang w:val="en-US"/>
+        </w:rPr>
+      </w:pPr>
+      <w:r>
+        <w:rPr>
+          <w:rFonts w:cstheme="minorHAnsi"/>
+          <w:noProof/>
+          <w:szCs w:val="22"/>
           <w:lang w:val="en-US"/>
         </w:rPr>
         <w:drawing>
@@ -1014,11 +1151,15 @@
           <w:numId w:val="2"/>
         </w:numPr>
         <w:rPr>
-          <w:lang w:val="en-US"/>
-        </w:rPr>
-      </w:pPr>
-      <w:r>
-        <w:rPr>
+          <w:rFonts w:cstheme="minorHAnsi"/>
+          <w:szCs w:val="22"/>
+          <w:lang w:val="en-US"/>
+        </w:rPr>
+      </w:pPr>
+      <w:r>
+        <w:rPr>
+          <w:rFonts w:cstheme="minorHAnsi"/>
+          <w:szCs w:val="22"/>
           <w:lang w:val="en-US"/>
         </w:rPr>
         <w:t>docker rmi &lt;image_id&gt;</w:t>
@@ -1028,11 +1169,16 @@
       <w:pPr>
         <w:ind w:left="360"/>
         <w:rPr>
-          <w:lang w:val="en-US"/>
-        </w:rPr>
-      </w:pPr>
-      <w:r>
-        <w:rPr>
+          <w:rFonts w:cstheme="minorHAnsi"/>
+          <w:szCs w:val="22"/>
+          <w:lang w:val="en-US"/>
+        </w:rPr>
+      </w:pPr>
+      <w:r>
+        <w:rPr>
+          <w:rFonts w:cstheme="minorHAnsi"/>
+          <w:noProof/>
+          <w:szCs w:val="22"/>
           <w:lang w:val="en-US"/>
         </w:rPr>
         <w:drawing>
@@ -1076,11 +1222,16 @@
       <w:pPr>
         <w:ind w:left="360"/>
         <w:rPr>
-          <w:lang w:val="en-US"/>
-        </w:rPr>
-      </w:pPr>
-      <w:r>
-        <w:rPr>
+          <w:rFonts w:cstheme="minorHAnsi"/>
+          <w:szCs w:val="22"/>
+          <w:lang w:val="en-US"/>
+        </w:rPr>
+      </w:pPr>
+      <w:r>
+        <w:rPr>
+          <w:rFonts w:cstheme="minorHAnsi"/>
+          <w:noProof/>
+          <w:szCs w:val="22"/>
           <w:lang w:val="en-US"/>
         </w:rPr>
         <w:drawing>
@@ -1124,11 +1275,16 @@
       <w:pPr>
         <w:ind w:left="360"/>
         <w:rPr>
-          <w:lang w:val="en-US"/>
-        </w:rPr>
-      </w:pPr>
-      <w:r>
-        <w:rPr>
+          <w:rFonts w:cstheme="minorHAnsi"/>
+          <w:szCs w:val="22"/>
+          <w:lang w:val="en-US"/>
+        </w:rPr>
+      </w:pPr>
+      <w:r>
+        <w:rPr>
+          <w:rFonts w:cstheme="minorHAnsi"/>
+          <w:noProof/>
+          <w:szCs w:val="22"/>
           <w:lang w:val="en-US"/>
         </w:rPr>
         <w:drawing>
@@ -1176,11 +1332,15 @@
           <w:numId w:val="2"/>
         </w:numPr>
         <w:rPr>
-          <w:lang w:val="en-US"/>
-        </w:rPr>
-      </w:pPr>
-      <w:r>
-        <w:rPr>
+          <w:rFonts w:cstheme="minorHAnsi"/>
+          <w:szCs w:val="22"/>
+          <w:lang w:val="en-US"/>
+        </w:rPr>
+      </w:pPr>
+      <w:r>
+        <w:rPr>
+          <w:rFonts w:cstheme="minorHAnsi"/>
+          <w:szCs w:val="22"/>
           <w:lang w:val="en-US"/>
         </w:rPr>
         <w:t>docker image prune -a</w:t>
@@ -1190,11 +1350,16 @@
       <w:pPr>
         <w:ind w:left="360"/>
         <w:rPr>
-          <w:lang w:val="en-US"/>
-        </w:rPr>
-      </w:pPr>
-      <w:r>
-        <w:rPr>
+          <w:rFonts w:cstheme="minorHAnsi"/>
+          <w:szCs w:val="22"/>
+          <w:lang w:val="en-US"/>
+        </w:rPr>
+      </w:pPr>
+      <w:r>
+        <w:rPr>
+          <w:rFonts w:cstheme="minorHAnsi"/>
+          <w:noProof/>
+          <w:szCs w:val="22"/>
           <w:lang w:val="en-US"/>
         </w:rPr>
         <w:drawing>
@@ -1242,11 +1407,15 @@
           <w:numId w:val="2"/>
         </w:numPr>
         <w:rPr>
-          <w:lang w:val="en-US"/>
-        </w:rPr>
-      </w:pPr>
-      <w:r>
-        <w:rPr>
+          <w:rFonts w:cstheme="minorHAnsi"/>
+          <w:szCs w:val="22"/>
+          <w:lang w:val="en-US"/>
+        </w:rPr>
+      </w:pPr>
+      <w:r>
+        <w:rPr>
+          <w:rFonts w:cstheme="minorHAnsi"/>
+          <w:szCs w:val="22"/>
           <w:lang w:val="en-US"/>
         </w:rPr>
         <w:t>docker run -d -p 8080:80 nginx</w:t>
@@ -1256,11 +1425,16 @@
       <w:pPr>
         <w:ind w:left="360"/>
         <w:rPr>
-          <w:lang w:val="en-US"/>
-        </w:rPr>
-      </w:pPr>
-      <w:r>
-        <w:rPr>
+          <w:rFonts w:cstheme="minorHAnsi"/>
+          <w:szCs w:val="22"/>
+          <w:lang w:val="en-US"/>
+        </w:rPr>
+      </w:pPr>
+      <w:r>
+        <w:rPr>
+          <w:rFonts w:cstheme="minorHAnsi"/>
+          <w:noProof/>
+          <w:szCs w:val="22"/>
           <w:lang w:val="en-US"/>
         </w:rPr>
         <w:drawing>
@@ -1304,11 +1478,16 @@
       <w:pPr>
         <w:ind w:left="360"/>
         <w:rPr>
-          <w:lang w:val="en-US"/>
-        </w:rPr>
-      </w:pPr>
-      <w:r>
-        <w:rPr>
+          <w:rFonts w:cstheme="minorHAnsi"/>
+          <w:szCs w:val="22"/>
+          <w:lang w:val="en-US"/>
+        </w:rPr>
+      </w:pPr>
+      <w:r>
+        <w:rPr>
+          <w:rFonts w:cstheme="minorHAnsi"/>
+          <w:noProof/>
+          <w:szCs w:val="22"/>
           <w:lang w:val="en-US"/>
         </w:rPr>
         <w:drawing>
@@ -1352,11 +1531,16 @@
       <w:pPr>
         <w:ind w:left="360"/>
         <w:rPr>
-          <w:lang w:val="en-US"/>
-        </w:rPr>
-      </w:pPr>
-      <w:r>
-        <w:rPr>
+          <w:rFonts w:cstheme="minorHAnsi"/>
+          <w:szCs w:val="22"/>
+          <w:lang w:val="en-US"/>
+        </w:rPr>
+      </w:pPr>
+      <w:r>
+        <w:rPr>
+          <w:rFonts w:cstheme="minorHAnsi"/>
+          <w:noProof/>
+          <w:szCs w:val="22"/>
           <w:lang w:val="en-US"/>
         </w:rPr>
         <w:lastRenderedPageBreak/>
@@ -1405,11 +1589,15 @@
           <w:numId w:val="2"/>
         </w:numPr>
         <w:rPr>
-          <w:lang w:val="en-US"/>
-        </w:rPr>
-      </w:pPr>
-      <w:r>
-        <w:rPr>
+          <w:rFonts w:cstheme="minorHAnsi"/>
+          <w:szCs w:val="22"/>
+          <w:lang w:val="en-US"/>
+        </w:rPr>
+      </w:pPr>
+      <w:r>
+        <w:rPr>
+          <w:rFonts w:cstheme="minorHAnsi"/>
+          <w:szCs w:val="22"/>
           <w:lang w:val="en-US"/>
         </w:rPr>
         <w:t>docker inspect &lt;container_id&gt;</w:t>
@@ -1419,11 +1607,16 @@
       <w:pPr>
         <w:ind w:left="360"/>
         <w:rPr>
-          <w:lang w:val="en-US"/>
-        </w:rPr>
-      </w:pPr>
-      <w:r>
-        <w:rPr>
+          <w:rFonts w:cstheme="minorHAnsi"/>
+          <w:szCs w:val="22"/>
+          <w:lang w:val="en-US"/>
+        </w:rPr>
+      </w:pPr>
+      <w:r>
+        <w:rPr>
+          <w:rFonts w:cstheme="minorHAnsi"/>
+          <w:noProof/>
+          <w:szCs w:val="22"/>
           <w:lang w:val="en-US"/>
         </w:rPr>
         <w:drawing>
@@ -1471,37 +1664,42 @@
           <w:numId w:val="2"/>
         </w:numPr>
         <w:rPr>
+          <w:rFonts w:cstheme="minorHAnsi"/>
+          <w:szCs w:val="22"/>
           <w:lang w:val="sv-SE"/>
         </w:rPr>
       </w:pPr>
       <w:r>
         <w:rPr>
+          <w:rFonts w:cstheme="minorHAnsi"/>
+          <w:szCs w:val="22"/>
           <w:lang w:val="sv-SE"/>
         </w:rPr>
-        <w:t>docker run -d -v mydata:</w:t>
-      </w:r>
-      <w:r>
-        <w:rPr>
+        <w:t>docker run -d -v mydata:/data nginx</w:t>
+      </w:r>
+      <w:r>
+        <w:rPr>
+          <w:rFonts w:cstheme="minorHAnsi"/>
+          <w:szCs w:val="22"/>
           <w:lang w:val="sv-SE"/>
         </w:rPr>
-        <w:t>/data nginx</w:t>
-      </w:r>
-      <w:r>
-        <w:rPr>
+        <w:t xml:space="preserve"> </w:t>
+      </w:r>
+    </w:p>
+    <w:p>
+      <w:pPr>
+        <w:ind w:left="360"/>
+        <w:rPr>
+          <w:rFonts w:cstheme="minorHAnsi"/>
+          <w:szCs w:val="22"/>
           <w:lang w:val="sv-SE"/>
         </w:rPr>
-        <w:t xml:space="preserve"> </w:t>
-      </w:r>
-    </w:p>
-    <w:p>
-      <w:pPr>
-        <w:ind w:left="360"/>
-        <w:rPr>
-          <w:lang w:val="sv-SE"/>
-        </w:rPr>
-      </w:pPr>
-      <w:r>
-        <w:rPr>
+      </w:pPr>
+      <w:r>
+        <w:rPr>
+          <w:rFonts w:cstheme="minorHAnsi"/>
+          <w:noProof/>
+          <w:szCs w:val="22"/>
           <w:lang w:val="sv-SE"/>
         </w:rPr>
         <w:drawing>
@@ -1549,11 +1747,15 @@
           <w:numId w:val="2"/>
         </w:numPr>
         <w:rPr>
+          <w:rFonts w:cstheme="minorHAnsi"/>
+          <w:szCs w:val="22"/>
           <w:lang w:val="sv-SE"/>
         </w:rPr>
       </w:pPr>
       <w:r>
         <w:rPr>
+          <w:rFonts w:cstheme="minorHAnsi"/>
+          <w:szCs w:val="22"/>
           <w:lang w:val="sv-SE"/>
         </w:rPr>
         <w:t>docker volume ls</w:t>
@@ -1563,11 +1765,16 @@
       <w:pPr>
         <w:ind w:left="360"/>
         <w:rPr>
+          <w:rFonts w:cstheme="minorHAnsi"/>
+          <w:szCs w:val="22"/>
           <w:lang w:val="sv-SE"/>
         </w:rPr>
       </w:pPr>
       <w:r>
         <w:rPr>
+          <w:rFonts w:cstheme="minorHAnsi"/>
+          <w:noProof/>
+          <w:szCs w:val="22"/>
           <w:lang w:val="sv-SE"/>
         </w:rPr>
         <w:drawing>
@@ -1615,11 +1822,15 @@
           <w:numId w:val="2"/>
         </w:numPr>
         <w:rPr>
+          <w:rFonts w:cstheme="minorHAnsi"/>
+          <w:szCs w:val="22"/>
           <w:lang w:val="sv-SE"/>
         </w:rPr>
       </w:pPr>
       <w:r>
         <w:rPr>
+          <w:rFonts w:cstheme="minorHAnsi"/>
+          <w:szCs w:val="22"/>
           <w:lang w:val="sv-SE"/>
         </w:rPr>
         <w:t>docker volume prune</w:t>
@@ -1629,11 +1840,16 @@
       <w:pPr>
         <w:ind w:left="360"/>
         <w:rPr>
+          <w:rFonts w:cstheme="minorHAnsi"/>
+          <w:szCs w:val="22"/>
           <w:lang w:val="sv-SE"/>
         </w:rPr>
       </w:pPr>
       <w:r>
         <w:rPr>
+          <w:rFonts w:cstheme="minorHAnsi"/>
+          <w:noProof/>
+          <w:szCs w:val="22"/>
           <w:lang w:val="sv-SE"/>
         </w:rPr>
         <w:lastRenderedPageBreak/>
@@ -1682,41 +1898,46 @@
           <w:numId w:val="2"/>
         </w:numPr>
         <w:rPr>
-          <w:lang w:val="en-US"/>
-        </w:rPr>
-      </w:pPr>
-      <w:r>
-        <w:rPr>
+          <w:rFonts w:cstheme="minorHAnsi"/>
+          <w:szCs w:val="22"/>
+          <w:lang w:val="en-US"/>
+        </w:rPr>
+      </w:pPr>
+      <w:r>
+        <w:rPr>
+          <w:rFonts w:cstheme="minorHAnsi"/>
+          <w:szCs w:val="22"/>
           <w:lang w:val="en-US"/>
         </w:rPr>
         <w:t xml:space="preserve">docker </w:t>
       </w:r>
       <w:r>
         <w:rPr>
-          <w:lang w:val="en-US"/>
-        </w:rPr>
-        <w:t>run -d –name m</w:t>
-      </w:r>
-      <w:r>
-        <w:rPr>
-          <w:lang w:val="en-US"/>
-        </w:rPr>
-        <w:t>y_nginx nginx</w:t>
+          <w:rFonts w:cstheme="minorHAnsi"/>
+          <w:szCs w:val="22"/>
+          <w:lang w:val="en-US"/>
+        </w:rPr>
+        <w:t>run -d –name my_nginx nginx</w:t>
       </w:r>
     </w:p>
     <w:p>
       <w:pPr>
         <w:ind w:left="360"/>
         <w:rPr>
+          <w:rFonts w:cstheme="minorHAnsi"/>
           <w:b/>
           <w:bCs/>
+          <w:szCs w:val="22"/>
           <w:lang w:val="sv-SE"/>
         </w:rPr>
       </w:pPr>
       <w:r>
         <w:rPr>
+          <w:rFonts w:cstheme="minorHAnsi"/>
           <w:b/>
           <w:bCs/>
+          <w:noProof/>
+          <w:szCs w:val="22"/>
           <w:lang w:val="sv-SE"/>
         </w:rPr>
         <w:drawing>
@@ -1760,15 +1981,20 @@
       <w:pPr>
         <w:ind w:left="360"/>
         <w:rPr>
+          <w:rFonts w:cstheme="minorHAnsi"/>
           <w:b/>
           <w:bCs/>
+          <w:szCs w:val="22"/>
           <w:lang w:val="sv-SE"/>
         </w:rPr>
       </w:pPr>
       <w:r>
         <w:rPr>
+          <w:rFonts w:cstheme="minorHAnsi"/>
           <w:b/>
           <w:bCs/>
+          <w:noProof/>
+          <w:szCs w:val="22"/>
           <w:lang w:val="sv-SE"/>
         </w:rPr>
         <w:drawing>
@@ -1816,11 +2042,15 @@
           <w:numId w:val="2"/>
         </w:numPr>
         <w:rPr>
+          <w:rFonts w:cstheme="minorHAnsi"/>
+          <w:szCs w:val="22"/>
           <w:lang w:val="sv-SE"/>
         </w:rPr>
       </w:pPr>
       <w:r>
         <w:rPr>
+          <w:rFonts w:cstheme="minorHAnsi"/>
+          <w:szCs w:val="22"/>
           <w:lang w:val="sv-SE"/>
         </w:rPr>
         <w:t>docker stats</w:t>
@@ -1830,11 +2060,16 @@
       <w:pPr>
         <w:ind w:left="360"/>
         <w:rPr>
+          <w:rFonts w:cstheme="minorHAnsi"/>
+          <w:szCs w:val="22"/>
           <w:lang w:val="sv-SE"/>
         </w:rPr>
       </w:pPr>
       <w:r>
         <w:rPr>
+          <w:rFonts w:cstheme="minorHAnsi"/>
+          <w:noProof/>
+          <w:szCs w:val="22"/>
           <w:lang w:val="sv-SE"/>
         </w:rPr>
         <w:drawing>
@@ -1882,11 +2117,15 @@
           <w:numId w:val="2"/>
         </w:numPr>
         <w:rPr>
+          <w:rFonts w:cstheme="minorHAnsi"/>
+          <w:szCs w:val="22"/>
           <w:lang w:val="sv-SE"/>
         </w:rPr>
       </w:pPr>
       <w:r>
         <w:rPr>
+          <w:rFonts w:cstheme="minorHAnsi"/>
+          <w:szCs w:val="22"/>
           <w:lang w:val="sv-SE"/>
         </w:rPr>
         <w:t>docker network ls</w:t>
@@ -1896,13 +2135,18 @@
       <w:pPr>
         <w:ind w:left="360"/>
         <w:rPr>
+          <w:rFonts w:cstheme="minorHAnsi"/>
+          <w:szCs w:val="22"/>
           <w:lang w:val="sv-SE"/>
         </w:rPr>
       </w:pPr>
       <w:r>
         <w:rPr>
+          <w:rFonts w:cstheme="minorHAnsi"/>
           <w:b/>
           <w:bCs/>
+          <w:noProof/>
+          <w:szCs w:val="22"/>
           <w:lang w:val="sv-SE"/>
         </w:rPr>
         <w:drawing>
@@ -1950,11 +2194,15 @@
           <w:numId w:val="2"/>
         </w:numPr>
         <w:rPr>
+          <w:rFonts w:cstheme="minorHAnsi"/>
+          <w:szCs w:val="22"/>
           <w:lang w:val="sv-SE"/>
         </w:rPr>
       </w:pPr>
       <w:r>
         <w:rPr>
+          <w:rFonts w:cstheme="minorHAnsi"/>
+          <w:szCs w:val="22"/>
           <w:lang w:val="sv-SE"/>
         </w:rPr>
         <w:t>docker network create my_network</w:t>
@@ -1964,11 +2212,16 @@
       <w:pPr>
         <w:ind w:left="360"/>
         <w:rPr>
+          <w:rFonts w:cstheme="minorHAnsi"/>
+          <w:szCs w:val="22"/>
           <w:lang w:val="sv-SE"/>
         </w:rPr>
       </w:pPr>
       <w:r>
         <w:rPr>
+          <w:rFonts w:cstheme="minorHAnsi"/>
+          <w:noProof/>
+          <w:szCs w:val="22"/>
           <w:lang w:val="sv-SE"/>
         </w:rPr>
         <w:drawing>
@@ -2012,12 +2265,16 @@
       <w:pPr>
         <w:ind w:left="360"/>
         <w:rPr>
+          <w:rFonts w:cstheme="minorHAnsi"/>
+          <w:szCs w:val="22"/>
           <w:lang w:val="sv-SE"/>
         </w:rPr>
       </w:pPr>
       <w:r>
         <w:rPr>
+          <w:rFonts w:cstheme="minorHAnsi"/>
           <w:noProof/>
+          <w:szCs w:val="22"/>
         </w:rPr>
         <w:drawing>
           <wp:inline distT="0" distB="0" distL="0" distR="0" wp14:anchorId="14594224" wp14:editId="3F4B207E">
@@ -2064,14 +2321,125 @@
           <w:numId w:val="2"/>
         </w:numPr>
         <w:rPr>
-          <w:lang w:val="en-US"/>
-        </w:rPr>
-      </w:pPr>
-      <w:r>
-        <w:rPr>
+          <w:rFonts w:cstheme="minorHAnsi"/>
+          <w:szCs w:val="22"/>
+          <w:lang w:val="en-US"/>
+        </w:rPr>
+      </w:pPr>
+      <w:r>
+        <w:rPr>
+          <w:rFonts w:cstheme="minorHAnsi"/>
+          <w:szCs w:val="22"/>
           <w:lang w:val="en-US"/>
         </w:rPr>
         <w:t>docker run -d --network my_network --name my_container nginx</w:t>
+      </w:r>
+    </w:p>
+    <w:p>
+      <w:pPr>
+        <w:ind w:left="360"/>
+        <w:rPr>
+          <w:rFonts w:cstheme="minorHAnsi"/>
+          <w:szCs w:val="22"/>
+          <w:lang w:val="en-US"/>
+        </w:rPr>
+      </w:pPr>
+      <w:r>
+        <w:rPr>
+          <w:rFonts w:cstheme="minorHAnsi"/>
+          <w:noProof/>
+          <w:szCs w:val="22"/>
+          <w:lang w:val="en-US"/>
+        </w:rPr>
+        <w:lastRenderedPageBreak/>
+        <w:drawing>
+          <wp:inline distT="0" distB="0" distL="0" distR="0" wp14:anchorId="32A43775" wp14:editId="34D301E3">
+            <wp:extent cx="5731510" cy="508000"/>
+            <wp:effectExtent l="0" t="0" r="2540" b="6350"/>
+            <wp:docPr id="1339378720" name="Hình ảnh 1"/>
+            <wp:cNvGraphicFramePr>
+              <a:graphicFrameLocks xmlns:a="http://schemas.openxmlformats.org/drawingml/2006/main" noChangeAspect="1"/>
+            </wp:cNvGraphicFramePr>
+            <a:graphic xmlns:a="http://schemas.openxmlformats.org/drawingml/2006/main">
+              <a:graphicData uri="http://schemas.openxmlformats.org/drawingml/2006/picture">
+                <pic:pic xmlns:pic="http://schemas.openxmlformats.org/drawingml/2006/picture">
+                  <pic:nvPicPr>
+                    <pic:cNvPr id="1339378720" name=""/>
+                    <pic:cNvPicPr/>
+                  </pic:nvPicPr>
+                  <pic:blipFill>
+                    <a:blip r:embed="rId37"/>
+                    <a:stretch>
+                      <a:fillRect/>
+                    </a:stretch>
+                  </pic:blipFill>
+                  <pic:spPr>
+                    <a:xfrm>
+                      <a:off x="0" y="0"/>
+                      <a:ext cx="5731510" cy="508000"/>
+                    </a:xfrm>
+                    <a:prstGeom prst="rect">
+                      <a:avLst/>
+                    </a:prstGeom>
+                  </pic:spPr>
+                </pic:pic>
+              </a:graphicData>
+            </a:graphic>
+          </wp:inline>
+        </w:drawing>
+      </w:r>
+    </w:p>
+    <w:p>
+      <w:pPr>
+        <w:ind w:left="360"/>
+        <w:rPr>
+          <w:rFonts w:cstheme="minorHAnsi"/>
+          <w:szCs w:val="22"/>
+          <w:lang w:val="en-US"/>
+        </w:rPr>
+      </w:pPr>
+      <w:r>
+        <w:rPr>
+          <w:rFonts w:cstheme="minorHAnsi"/>
+          <w:noProof/>
+          <w:szCs w:val="22"/>
+          <w:lang w:val="en-US"/>
+        </w:rPr>
+        <w:drawing>
+          <wp:inline distT="0" distB="0" distL="0" distR="0" wp14:anchorId="32A0DA26" wp14:editId="15C2621F">
+            <wp:extent cx="5731510" cy="4189730"/>
+            <wp:effectExtent l="0" t="0" r="2540" b="1270"/>
+            <wp:docPr id="2038388743" name="Hình ảnh 1"/>
+            <wp:cNvGraphicFramePr>
+              <a:graphicFrameLocks xmlns:a="http://schemas.openxmlformats.org/drawingml/2006/main" noChangeAspect="1"/>
+            </wp:cNvGraphicFramePr>
+            <a:graphic xmlns:a="http://schemas.openxmlformats.org/drawingml/2006/main">
+              <a:graphicData uri="http://schemas.openxmlformats.org/drawingml/2006/picture">
+                <pic:pic xmlns:pic="http://schemas.openxmlformats.org/drawingml/2006/picture">
+                  <pic:nvPicPr>
+                    <pic:cNvPr id="2038388743" name=""/>
+                    <pic:cNvPicPr/>
+                  </pic:nvPicPr>
+                  <pic:blipFill>
+                    <a:blip r:embed="rId38"/>
+                    <a:stretch>
+                      <a:fillRect/>
+                    </a:stretch>
+                  </pic:blipFill>
+                  <pic:spPr>
+                    <a:xfrm>
+                      <a:off x="0" y="0"/>
+                      <a:ext cx="5731510" cy="4189730"/>
+                    </a:xfrm>
+                    <a:prstGeom prst="rect">
+                      <a:avLst/>
+                    </a:prstGeom>
+                  </pic:spPr>
+                </pic:pic>
+              </a:graphicData>
+            </a:graphic>
+          </wp:inline>
+        </w:drawing>
       </w:r>
     </w:p>
     <w:p>
@@ -2082,21 +2450,124 @@
           <w:numId w:val="2"/>
         </w:numPr>
         <w:rPr>
-          <w:lang w:val="en-US"/>
-        </w:rPr>
-      </w:pPr>
-      <w:r>
-        <w:rPr>
-          <w:lang w:val="en-US"/>
+          <w:rFonts w:cstheme="minorHAnsi"/>
+          <w:szCs w:val="22"/>
+          <w:lang w:val="en-US"/>
+        </w:rPr>
+      </w:pPr>
+      <w:r>
+        <w:rPr>
+          <w:rFonts w:cstheme="minorHAnsi"/>
+          <w:szCs w:val="22"/>
+          <w:lang w:val="en-US"/>
+        </w:rPr>
+        <w:t>docker network connect my_network my_nginx</w:t>
+      </w:r>
+    </w:p>
+    <w:p>
+      <w:pPr>
+        <w:ind w:left="360"/>
+        <w:rPr>
+          <w:rFonts w:cstheme="minorHAnsi"/>
+          <w:szCs w:val="22"/>
+          <w:lang w:val="en-US"/>
+        </w:rPr>
+      </w:pPr>
+      <w:r>
+        <w:rPr>
+          <w:rFonts w:cstheme="minorHAnsi"/>
+          <w:noProof/>
+          <w:szCs w:val="22"/>
+          <w:lang w:val="en-US"/>
+        </w:rPr>
+        <w:drawing>
+          <wp:inline distT="0" distB="0" distL="0" distR="0" wp14:anchorId="13C0B851" wp14:editId="31339162">
+            <wp:extent cx="5731510" cy="481965"/>
+            <wp:effectExtent l="0" t="0" r="2540" b="0"/>
+            <wp:docPr id="1502595695" name="Hình ảnh 1"/>
+            <wp:cNvGraphicFramePr>
+              <a:graphicFrameLocks xmlns:a="http://schemas.openxmlformats.org/drawingml/2006/main" noChangeAspect="1"/>
+            </wp:cNvGraphicFramePr>
+            <a:graphic xmlns:a="http://schemas.openxmlformats.org/drawingml/2006/main">
+              <a:graphicData uri="http://schemas.openxmlformats.org/drawingml/2006/picture">
+                <pic:pic xmlns:pic="http://schemas.openxmlformats.org/drawingml/2006/picture">
+                  <pic:nvPicPr>
+                    <pic:cNvPr id="1502595695" name=""/>
+                    <pic:cNvPicPr/>
+                  </pic:nvPicPr>
+                  <pic:blipFill>
+                    <a:blip r:embed="rId39"/>
+                    <a:stretch>
+                      <a:fillRect/>
+                    </a:stretch>
+                  </pic:blipFill>
+                  <pic:spPr>
+                    <a:xfrm>
+                      <a:off x="0" y="0"/>
+                      <a:ext cx="5731510" cy="481965"/>
+                    </a:xfrm>
+                    <a:prstGeom prst="rect">
+                      <a:avLst/>
+                    </a:prstGeom>
+                  </pic:spPr>
+                </pic:pic>
+              </a:graphicData>
+            </a:graphic>
+          </wp:inline>
+        </w:drawing>
+      </w:r>
+    </w:p>
+    <w:p>
+      <w:pPr>
+        <w:ind w:left="360"/>
+        <w:rPr>
+          <w:rFonts w:cstheme="minorHAnsi"/>
+          <w:szCs w:val="22"/>
+          <w:lang w:val="en-US"/>
+        </w:rPr>
+      </w:pPr>
+      <w:r>
+        <w:rPr>
+          <w:rFonts w:cstheme="minorHAnsi"/>
+          <w:noProof/>
+          <w:szCs w:val="22"/>
         </w:rPr>
         <w:lastRenderedPageBreak/>
-        <w:t>docker network connect my_networ</w:t>
-      </w:r>
-      <w:r>
-        <w:rPr>
-          <w:lang w:val="en-US"/>
-        </w:rPr>
-        <w:t>k my_nginx</w:t>
+        <w:drawing>
+          <wp:inline distT="0" distB="0" distL="0" distR="0" wp14:anchorId="0302654F" wp14:editId="26C2DA56">
+            <wp:extent cx="5731510" cy="4296410"/>
+            <wp:effectExtent l="0" t="0" r="2540" b="8890"/>
+            <wp:docPr id="1189075220" name="Hình ảnh 1"/>
+            <wp:cNvGraphicFramePr>
+              <a:graphicFrameLocks xmlns:a="http://schemas.openxmlformats.org/drawingml/2006/main" noChangeAspect="1"/>
+            </wp:cNvGraphicFramePr>
+            <a:graphic xmlns:a="http://schemas.openxmlformats.org/drawingml/2006/main">
+              <a:graphicData uri="http://schemas.openxmlformats.org/drawingml/2006/picture">
+                <pic:pic xmlns:pic="http://schemas.openxmlformats.org/drawingml/2006/picture">
+                  <pic:nvPicPr>
+                    <pic:cNvPr id="1189075220" name=""/>
+                    <pic:cNvPicPr/>
+                  </pic:nvPicPr>
+                  <pic:blipFill>
+                    <a:blip r:embed="rId40"/>
+                    <a:stretch>
+                      <a:fillRect/>
+                    </a:stretch>
+                  </pic:blipFill>
+                  <pic:spPr>
+                    <a:xfrm>
+                      <a:off x="0" y="0"/>
+                      <a:ext cx="5731510" cy="4296410"/>
+                    </a:xfrm>
+                    <a:prstGeom prst="rect">
+                      <a:avLst/>
+                    </a:prstGeom>
+                  </pic:spPr>
+                </pic:pic>
+              </a:graphicData>
+            </a:graphic>
+          </wp:inline>
+        </w:drawing>
       </w:r>
     </w:p>
     <w:p>
@@ -2107,14 +2578,125 @@
           <w:numId w:val="2"/>
         </w:numPr>
         <w:rPr>
-          <w:lang w:val="en-US"/>
-        </w:rPr>
-      </w:pPr>
-      <w:r>
-        <w:rPr>
-          <w:lang w:val="en-US"/>
-        </w:rPr>
-        <w:t>docker run -d -e MY_ENV = hello_world nginx</w:t>
+          <w:rFonts w:cstheme="minorHAnsi"/>
+          <w:szCs w:val="22"/>
+          <w:lang w:val="en-US"/>
+        </w:rPr>
+      </w:pPr>
+      <w:r>
+        <w:rPr>
+          <w:rFonts w:cstheme="minorHAnsi"/>
+          <w:szCs w:val="22"/>
+          <w:lang w:val="en-US"/>
+        </w:rPr>
+        <w:t>docker run -d -e MY_ENV=hello_world nginx</w:t>
+      </w:r>
+    </w:p>
+    <w:p>
+      <w:pPr>
+        <w:ind w:left="360"/>
+        <w:rPr>
+          <w:rFonts w:cstheme="minorHAnsi"/>
+          <w:szCs w:val="22"/>
+          <w:lang w:val="en-US"/>
+        </w:rPr>
+      </w:pPr>
+      <w:r>
+        <w:rPr>
+          <w:rFonts w:cstheme="minorHAnsi"/>
+          <w:noProof/>
+          <w:szCs w:val="22"/>
+          <w:lang w:val="en-US"/>
+        </w:rPr>
+        <w:drawing>
+          <wp:inline distT="0" distB="0" distL="0" distR="0" wp14:anchorId="792F6849" wp14:editId="035294F6">
+            <wp:extent cx="5731510" cy="729615"/>
+            <wp:effectExtent l="0" t="0" r="2540" b="0"/>
+            <wp:docPr id="1438969451" name="Hình ảnh 1"/>
+            <wp:cNvGraphicFramePr>
+              <a:graphicFrameLocks xmlns:a="http://schemas.openxmlformats.org/drawingml/2006/main" noChangeAspect="1"/>
+            </wp:cNvGraphicFramePr>
+            <a:graphic xmlns:a="http://schemas.openxmlformats.org/drawingml/2006/main">
+              <a:graphicData uri="http://schemas.openxmlformats.org/drawingml/2006/picture">
+                <pic:pic xmlns:pic="http://schemas.openxmlformats.org/drawingml/2006/picture">
+                  <pic:nvPicPr>
+                    <pic:cNvPr id="1438969451" name=""/>
+                    <pic:cNvPicPr/>
+                  </pic:nvPicPr>
+                  <pic:blipFill>
+                    <a:blip r:embed="rId41"/>
+                    <a:stretch>
+                      <a:fillRect/>
+                    </a:stretch>
+                  </pic:blipFill>
+                  <pic:spPr>
+                    <a:xfrm>
+                      <a:off x="0" y="0"/>
+                      <a:ext cx="5731510" cy="729615"/>
+                    </a:xfrm>
+                    <a:prstGeom prst="rect">
+                      <a:avLst/>
+                    </a:prstGeom>
+                  </pic:spPr>
+                </pic:pic>
+              </a:graphicData>
+            </a:graphic>
+          </wp:inline>
+        </w:drawing>
+      </w:r>
+    </w:p>
+    <w:p>
+      <w:pPr>
+        <w:ind w:left="360"/>
+        <w:rPr>
+          <w:rFonts w:cstheme="minorHAnsi"/>
+          <w:szCs w:val="22"/>
+          <w:lang w:val="en-US"/>
+        </w:rPr>
+      </w:pPr>
+      <w:r>
+        <w:rPr>
+          <w:rFonts w:cstheme="minorHAnsi"/>
+          <w:noProof/>
+          <w:szCs w:val="22"/>
+          <w:lang w:val="en-US"/>
+        </w:rPr>
+        <w:lastRenderedPageBreak/>
+        <w:drawing>
+          <wp:inline distT="0" distB="0" distL="0" distR="0" wp14:anchorId="253DC5D8" wp14:editId="23B842E1">
+            <wp:extent cx="5731510" cy="3427730"/>
+            <wp:effectExtent l="0" t="0" r="2540" b="1270"/>
+            <wp:docPr id="172767765" name="Hình ảnh 1"/>
+            <wp:cNvGraphicFramePr>
+              <a:graphicFrameLocks xmlns:a="http://schemas.openxmlformats.org/drawingml/2006/main" noChangeAspect="1"/>
+            </wp:cNvGraphicFramePr>
+            <a:graphic xmlns:a="http://schemas.openxmlformats.org/drawingml/2006/main">
+              <a:graphicData uri="http://schemas.openxmlformats.org/drawingml/2006/picture">
+                <pic:pic xmlns:pic="http://schemas.openxmlformats.org/drawingml/2006/picture">
+                  <pic:nvPicPr>
+                    <pic:cNvPr id="172767765" name=""/>
+                    <pic:cNvPicPr/>
+                  </pic:nvPicPr>
+                  <pic:blipFill>
+                    <a:blip r:embed="rId42"/>
+                    <a:stretch>
+                      <a:fillRect/>
+                    </a:stretch>
+                  </pic:blipFill>
+                  <pic:spPr>
+                    <a:xfrm>
+                      <a:off x="0" y="0"/>
+                      <a:ext cx="5731510" cy="3427730"/>
+                    </a:xfrm>
+                    <a:prstGeom prst="rect">
+                      <a:avLst/>
+                    </a:prstGeom>
+                  </pic:spPr>
+                </pic:pic>
+              </a:graphicData>
+            </a:graphic>
+          </wp:inline>
+        </w:drawing>
       </w:r>
     </w:p>
     <w:p>
@@ -2125,14 +2707,71 @@
           <w:numId w:val="2"/>
         </w:numPr>
         <w:rPr>
-          <w:lang w:val="en-US"/>
-        </w:rPr>
-      </w:pPr>
-      <w:r>
-        <w:rPr>
+          <w:rFonts w:cstheme="minorHAnsi"/>
+          <w:szCs w:val="22"/>
+          <w:lang w:val="en-US"/>
+        </w:rPr>
+      </w:pPr>
+      <w:r>
+        <w:rPr>
+          <w:rFonts w:cstheme="minorHAnsi"/>
+          <w:szCs w:val="22"/>
           <w:lang w:val="en-US"/>
         </w:rPr>
         <w:t>docker logs -f my_nginx</w:t>
+      </w:r>
+    </w:p>
+    <w:p>
+      <w:pPr>
+        <w:ind w:left="360"/>
+        <w:rPr>
+          <w:rFonts w:cstheme="minorHAnsi"/>
+          <w:szCs w:val="22"/>
+          <w:lang w:val="en-US"/>
+        </w:rPr>
+      </w:pPr>
+      <w:r>
+        <w:rPr>
+          <w:rFonts w:cstheme="minorHAnsi"/>
+          <w:noProof/>
+          <w:szCs w:val="22"/>
+          <w:lang w:val="en-US"/>
+        </w:rPr>
+        <w:drawing>
+          <wp:inline distT="0" distB="0" distL="0" distR="0" wp14:anchorId="601CC1E6" wp14:editId="7A11A8F5">
+            <wp:extent cx="5731510" cy="3018155"/>
+            <wp:effectExtent l="0" t="0" r="2540" b="0"/>
+            <wp:docPr id="381542670" name="Hình ảnh 1"/>
+            <wp:cNvGraphicFramePr>
+              <a:graphicFrameLocks xmlns:a="http://schemas.openxmlformats.org/drawingml/2006/main" noChangeAspect="1"/>
+            </wp:cNvGraphicFramePr>
+            <a:graphic xmlns:a="http://schemas.openxmlformats.org/drawingml/2006/main">
+              <a:graphicData uri="http://schemas.openxmlformats.org/drawingml/2006/picture">
+                <pic:pic xmlns:pic="http://schemas.openxmlformats.org/drawingml/2006/picture">
+                  <pic:nvPicPr>
+                    <pic:cNvPr id="381542670" name=""/>
+                    <pic:cNvPicPr/>
+                  </pic:nvPicPr>
+                  <pic:blipFill>
+                    <a:blip r:embed="rId43"/>
+                    <a:stretch>
+                      <a:fillRect/>
+                    </a:stretch>
+                  </pic:blipFill>
+                  <pic:spPr>
+                    <a:xfrm>
+                      <a:off x="0" y="0"/>
+                      <a:ext cx="5731510" cy="3018155"/>
+                    </a:xfrm>
+                    <a:prstGeom prst="rect">
+                      <a:avLst/>
+                    </a:prstGeom>
+                  </pic:spPr>
+                </pic:pic>
+              </a:graphicData>
+            </a:graphic>
+          </wp:inline>
+        </w:drawing>
       </w:r>
     </w:p>
     <w:p>
@@ -2143,11 +2782,15 @@
           <w:numId w:val="2"/>
         </w:numPr>
         <w:rPr>
-          <w:lang w:val="en-US"/>
-        </w:rPr>
-      </w:pPr>
-      <w:r>
-        <w:rPr>
+          <w:rFonts w:cstheme="minorHAnsi"/>
+          <w:szCs w:val="22"/>
+          <w:lang w:val="en-US"/>
+        </w:rPr>
+      </w:pPr>
+      <w:r>
+        <w:rPr>
+          <w:rFonts w:cstheme="minorHAnsi"/>
+          <w:szCs w:val="22"/>
           <w:lang w:val="en-US"/>
         </w:rPr>
         <w:t>FROM nginx</w:t>
@@ -2157,14 +2800,70 @@
       <w:pPr>
         <w:pStyle w:val="oancuaDanhsach"/>
         <w:rPr>
-          <w:lang w:val="en-US"/>
-        </w:rPr>
-      </w:pPr>
-      <w:r>
-        <w:rPr>
+          <w:rFonts w:cstheme="minorHAnsi"/>
+          <w:szCs w:val="22"/>
+          <w:lang w:val="en-US"/>
+        </w:rPr>
+      </w:pPr>
+      <w:r>
+        <w:rPr>
+          <w:rFonts w:cstheme="minorHAnsi"/>
+          <w:szCs w:val="22"/>
           <w:lang w:val="en-US"/>
         </w:rPr>
         <w:t>COPY index.html /usr/share/nginx/html/index.html</w:t>
+      </w:r>
+    </w:p>
+    <w:p>
+      <w:pPr>
+        <w:rPr>
+          <w:rFonts w:cstheme="minorHAnsi"/>
+          <w:szCs w:val="22"/>
+          <w:lang w:val="en-US"/>
+        </w:rPr>
+      </w:pPr>
+      <w:r>
+        <w:rPr>
+          <w:rFonts w:cstheme="minorHAnsi"/>
+          <w:noProof/>
+          <w:szCs w:val="22"/>
+          <w:lang w:val="en-US"/>
+        </w:rPr>
+        <w:drawing>
+          <wp:inline distT="0" distB="0" distL="0" distR="0" wp14:anchorId="05E985FC" wp14:editId="643F0A47">
+            <wp:extent cx="5731510" cy="1122045"/>
+            <wp:effectExtent l="0" t="0" r="2540" b="1905"/>
+            <wp:docPr id="174785365" name="Hình ảnh 1"/>
+            <wp:cNvGraphicFramePr>
+              <a:graphicFrameLocks xmlns:a="http://schemas.openxmlformats.org/drawingml/2006/main" noChangeAspect="1"/>
+            </wp:cNvGraphicFramePr>
+            <a:graphic xmlns:a="http://schemas.openxmlformats.org/drawingml/2006/main">
+              <a:graphicData uri="http://schemas.openxmlformats.org/drawingml/2006/picture">
+                <pic:pic xmlns:pic="http://schemas.openxmlformats.org/drawingml/2006/picture">
+                  <pic:nvPicPr>
+                    <pic:cNvPr id="174785365" name=""/>
+                    <pic:cNvPicPr/>
+                  </pic:nvPicPr>
+                  <pic:blipFill>
+                    <a:blip r:embed="rId44"/>
+                    <a:stretch>
+                      <a:fillRect/>
+                    </a:stretch>
+                  </pic:blipFill>
+                  <pic:spPr>
+                    <a:xfrm>
+                      <a:off x="0" y="0"/>
+                      <a:ext cx="5731510" cy="1122045"/>
+                    </a:xfrm>
+                    <a:prstGeom prst="rect">
+                      <a:avLst/>
+                    </a:prstGeom>
+                  </pic:spPr>
+                </pic:pic>
+              </a:graphicData>
+            </a:graphic>
+          </wp:inline>
+        </w:drawing>
       </w:r>
     </w:p>
     <w:p>
@@ -2175,20 +2874,87 @@
           <w:numId w:val="2"/>
         </w:numPr>
         <w:rPr>
-          <w:lang w:val="en-US"/>
-        </w:rPr>
-      </w:pPr>
-      <w:r>
-        <w:rPr>
-          <w:lang w:val="en-US"/>
-        </w:rPr>
-        <w:t>Docker build -t my_nginx_image</w:t>
-      </w:r>
-      <w:r>
-        <w:rPr>
+          <w:rFonts w:cstheme="minorHAnsi"/>
+          <w:szCs w:val="22"/>
+          <w:lang w:val="en-US"/>
+        </w:rPr>
+      </w:pPr>
+      <w:r>
+        <w:rPr>
+          <w:rFonts w:cstheme="minorHAnsi"/>
+          <w:szCs w:val="22"/>
+          <w:lang w:val="en-US"/>
+        </w:rPr>
+        <w:t>d</w:t>
+      </w:r>
+      <w:r>
+        <w:rPr>
+          <w:rFonts w:cstheme="minorHAnsi"/>
+          <w:szCs w:val="22"/>
+          <w:lang w:val="en-US"/>
+        </w:rPr>
+        <w:t>ocker build -t my_nginx_image</w:t>
+      </w:r>
+      <w:r>
+        <w:rPr>
+          <w:rFonts w:cstheme="minorHAnsi"/>
+          <w:szCs w:val="22"/>
           <w:lang w:val="en-US"/>
         </w:rPr>
         <w:t xml:space="preserve"> .</w:t>
+      </w:r>
+    </w:p>
+    <w:p>
+      <w:pPr>
+        <w:rPr>
+          <w:rFonts w:cstheme="minorHAnsi"/>
+          <w:szCs w:val="22"/>
+          <w:lang w:val="en-US"/>
+        </w:rPr>
+      </w:pPr>
+      <w:r>
+        <w:rPr>
+          <w:rFonts w:cstheme="minorHAnsi"/>
+          <w:noProof/>
+          <w:szCs w:val="22"/>
+          <w:lang w:val="en-US"/>
+        </w:rPr>
+        <w:lastRenderedPageBreak/>
+        <w:drawing>
+          <wp:inline distT="0" distB="0" distL="0" distR="0" wp14:anchorId="0EEE8757" wp14:editId="10AFDFDF">
+            <wp:extent cx="5731510" cy="2607310"/>
+            <wp:effectExtent l="0" t="0" r="2540" b="2540"/>
+            <wp:docPr id="412602577" name="Hình ảnh 1"/>
+            <wp:cNvGraphicFramePr>
+              <a:graphicFrameLocks xmlns:a="http://schemas.openxmlformats.org/drawingml/2006/main" noChangeAspect="1"/>
+            </wp:cNvGraphicFramePr>
+            <a:graphic xmlns:a="http://schemas.openxmlformats.org/drawingml/2006/main">
+              <a:graphicData uri="http://schemas.openxmlformats.org/drawingml/2006/picture">
+                <pic:pic xmlns:pic="http://schemas.openxmlformats.org/drawingml/2006/picture">
+                  <pic:nvPicPr>
+                    <pic:cNvPr id="412602577" name=""/>
+                    <pic:cNvPicPr/>
+                  </pic:nvPicPr>
+                  <pic:blipFill>
+                    <a:blip r:embed="rId45"/>
+                    <a:stretch>
+                      <a:fillRect/>
+                    </a:stretch>
+                  </pic:blipFill>
+                  <pic:spPr>
+                    <a:xfrm>
+                      <a:off x="0" y="0"/>
+                      <a:ext cx="5731510" cy="2607310"/>
+                    </a:xfrm>
+                    <a:prstGeom prst="rect">
+                      <a:avLst/>
+                    </a:prstGeom>
+                  </pic:spPr>
+                </pic:pic>
+              </a:graphicData>
+            </a:graphic>
+          </wp:inline>
+        </w:drawing>
       </w:r>
     </w:p>
     <w:p>
@@ -2199,11 +2965,15 @@
           <w:numId w:val="2"/>
         </w:numPr>
         <w:rPr>
-          <w:lang w:val="en-US"/>
-        </w:rPr>
-      </w:pPr>
-      <w:r>
-        <w:rPr>
+          <w:rFonts w:cstheme="minorHAnsi"/>
+          <w:szCs w:val="22"/>
+          <w:lang w:val="en-US"/>
+        </w:rPr>
+      </w:pPr>
+      <w:r>
+        <w:rPr>
+          <w:rFonts w:cstheme="minorHAnsi"/>
+          <w:szCs w:val="22"/>
           <w:lang w:val="en-US"/>
         </w:rPr>
         <w:t>Docker run -d -p 8080:80 my_nginx_image</w:t>
@@ -2212,18 +2982,2333 @@
     <w:p>
       <w:pPr>
         <w:rPr>
+          <w:rFonts w:cstheme="minorHAnsi"/>
+          <w:szCs w:val="22"/>
+          <w:lang w:val="en-US"/>
+        </w:rPr>
+      </w:pPr>
+      <w:r>
+        <w:rPr>
+          <w:rFonts w:cstheme="minorHAnsi"/>
+          <w:noProof/>
+          <w:szCs w:val="22"/>
+          <w:lang w:val="en-US"/>
+        </w:rPr>
+        <w:drawing>
+          <wp:inline distT="0" distB="0" distL="0" distR="0" wp14:anchorId="45005B58" wp14:editId="625376BC">
+            <wp:extent cx="5731510" cy="391160"/>
+            <wp:effectExtent l="0" t="0" r="2540" b="8890"/>
+            <wp:docPr id="327970394" name="Hình ảnh 1"/>
+            <wp:cNvGraphicFramePr>
+              <a:graphicFrameLocks xmlns:a="http://schemas.openxmlformats.org/drawingml/2006/main" noChangeAspect="1"/>
+            </wp:cNvGraphicFramePr>
+            <a:graphic xmlns:a="http://schemas.openxmlformats.org/drawingml/2006/main">
+              <a:graphicData uri="http://schemas.openxmlformats.org/drawingml/2006/picture">
+                <pic:pic xmlns:pic="http://schemas.openxmlformats.org/drawingml/2006/picture">
+                  <pic:nvPicPr>
+                    <pic:cNvPr id="327970394" name=""/>
+                    <pic:cNvPicPr/>
+                  </pic:nvPicPr>
+                  <pic:blipFill>
+                    <a:blip r:embed="rId46"/>
+                    <a:stretch>
+                      <a:fillRect/>
+                    </a:stretch>
+                  </pic:blipFill>
+                  <pic:spPr>
+                    <a:xfrm>
+                      <a:off x="0" y="0"/>
+                      <a:ext cx="5731510" cy="391160"/>
+                    </a:xfrm>
+                    <a:prstGeom prst="rect">
+                      <a:avLst/>
+                    </a:prstGeom>
+                  </pic:spPr>
+                </pic:pic>
+              </a:graphicData>
+            </a:graphic>
+          </wp:inline>
+        </w:drawing>
+      </w:r>
+    </w:p>
+    <w:p>
+      <w:pPr>
+        <w:rPr>
+          <w:rFonts w:cstheme="minorHAnsi"/>
+          <w:szCs w:val="22"/>
+          <w:lang w:val="en-US"/>
+        </w:rPr>
+      </w:pPr>
+      <w:r>
+        <w:rPr>
+          <w:rFonts w:cstheme="minorHAnsi"/>
+          <w:noProof/>
+          <w:szCs w:val="22"/>
+          <w:lang w:val="en-US"/>
+        </w:rPr>
+        <w:drawing>
+          <wp:inline distT="0" distB="0" distL="0" distR="0" wp14:anchorId="017C829E" wp14:editId="20AB9D33">
+            <wp:extent cx="3448531" cy="1514686"/>
+            <wp:effectExtent l="0" t="0" r="0" b="9525"/>
+            <wp:docPr id="272211497" name="Hình ảnh 1"/>
+            <wp:cNvGraphicFramePr>
+              <a:graphicFrameLocks xmlns:a="http://schemas.openxmlformats.org/drawingml/2006/main" noChangeAspect="1"/>
+            </wp:cNvGraphicFramePr>
+            <a:graphic xmlns:a="http://schemas.openxmlformats.org/drawingml/2006/main">
+              <a:graphicData uri="http://schemas.openxmlformats.org/drawingml/2006/picture">
+                <pic:pic xmlns:pic="http://schemas.openxmlformats.org/drawingml/2006/picture">
+                  <pic:nvPicPr>
+                    <pic:cNvPr id="272211497" name=""/>
+                    <pic:cNvPicPr/>
+                  </pic:nvPicPr>
+                  <pic:blipFill>
+                    <a:blip r:embed="rId47"/>
+                    <a:stretch>
+                      <a:fillRect/>
+                    </a:stretch>
+                  </pic:blipFill>
+                  <pic:spPr>
+                    <a:xfrm>
+                      <a:off x="0" y="0"/>
+                      <a:ext cx="3448531" cy="1514686"/>
+                    </a:xfrm>
+                    <a:prstGeom prst="rect">
+                      <a:avLst/>
+                    </a:prstGeom>
+                  </pic:spPr>
+                </pic:pic>
+              </a:graphicData>
+            </a:graphic>
+          </wp:inline>
+        </w:drawing>
+      </w:r>
+    </w:p>
+    <w:p>
+      <w:pPr>
+        <w:rPr>
+          <w:rFonts w:cstheme="minorHAnsi"/>
           <w:b/>
           <w:bCs/>
-          <w:lang w:val="en-US"/>
-        </w:rPr>
-      </w:pPr>
-      <w:r>
-        <w:rPr>
+          <w:szCs w:val="22"/>
+          <w:lang w:val="en-US"/>
+        </w:rPr>
+      </w:pPr>
+      <w:r>
+        <w:rPr>
+          <w:rFonts w:cstheme="minorHAnsi"/>
           <w:b/>
           <w:bCs/>
+          <w:szCs w:val="22"/>
           <w:lang w:val="en-US"/>
         </w:rPr>
         <w:t>Phân 2: Thao tác với Dockerfile</w:t>
+      </w:r>
+    </w:p>
+    <w:p>
+      <w:pPr>
+        <w:rPr>
+          <w:rFonts w:cstheme="minorHAnsi"/>
+          <w:szCs w:val="22"/>
+          <w:lang w:val="en-US"/>
+        </w:rPr>
+      </w:pPr>
+      <w:r>
+        <w:rPr>
+          <w:rFonts w:cstheme="minorHAnsi"/>
+          <w:szCs w:val="22"/>
+          <w:lang w:val="en-US"/>
+        </w:rPr>
+        <w:t xml:space="preserve">Bài 1 : Tạo dockerfile chạy một ứng dụng Node.js đơn giản </w:t>
+      </w:r>
+    </w:p>
+    <w:p>
+      <w:pPr>
+        <w:pStyle w:val="oancuaDanhsach"/>
+        <w:numPr>
+          <w:ilvl w:val="0"/>
+          <w:numId w:val="3"/>
+        </w:numPr>
+        <w:rPr>
+          <w:rFonts w:cstheme="minorHAnsi"/>
+          <w:szCs w:val="22"/>
+          <w:lang w:val="en-US"/>
+        </w:rPr>
+      </w:pPr>
+      <w:r>
+        <w:rPr>
+          <w:rFonts w:cstheme="minorHAnsi"/>
+          <w:szCs w:val="22"/>
+          <w:lang w:val="en-US"/>
+        </w:rPr>
+        <w:t xml:space="preserve">Yêu cầu </w:t>
+      </w:r>
+    </w:p>
+    <w:p>
+      <w:pPr>
+        <w:pStyle w:val="oancuaDanhsach"/>
+        <w:numPr>
+          <w:ilvl w:val="1"/>
+          <w:numId w:val="3"/>
+        </w:numPr>
+        <w:rPr>
+          <w:rFonts w:cstheme="minorHAnsi"/>
+          <w:szCs w:val="22"/>
+          <w:lang w:val="en-US"/>
+        </w:rPr>
+      </w:pPr>
+      <w:r>
+        <w:rPr>
+          <w:rFonts w:cstheme="minorHAnsi"/>
+          <w:szCs w:val="22"/>
+          <w:lang w:val="en-US"/>
+        </w:rPr>
+        <w:t>Viết Dockerfile để chạy một ứng dụng Node.js hiển thị “Hello,Docker!” trên cổng 3000. Sử dụng node:18 làm base image</w:t>
+      </w:r>
+      <w:r>
+        <w:rPr>
+          <w:rFonts w:cstheme="minorHAnsi"/>
+          <w:szCs w:val="22"/>
+          <w:lang w:val="en-US"/>
+        </w:rPr>
+        <w:t>.</w:t>
+      </w:r>
+    </w:p>
+    <w:p>
+      <w:pPr>
+        <w:rPr>
+          <w:rFonts w:cstheme="minorHAnsi"/>
+          <w:szCs w:val="22"/>
+          <w:lang w:val="en-US"/>
+        </w:rPr>
+      </w:pPr>
+      <w:r>
+        <w:rPr>
+          <w:rFonts w:cstheme="minorHAnsi"/>
+          <w:noProof/>
+          <w:szCs w:val="22"/>
+          <w:lang w:val="en-US"/>
+        </w:rPr>
+        <w:drawing>
+          <wp:inline distT="0" distB="0" distL="0" distR="0" wp14:anchorId="7879A4DA" wp14:editId="7F2DC8D9">
+            <wp:extent cx="5731510" cy="741680"/>
+            <wp:effectExtent l="0" t="0" r="2540" b="1270"/>
+            <wp:docPr id="631861719" name="Hình ảnh 1"/>
+            <wp:cNvGraphicFramePr>
+              <a:graphicFrameLocks xmlns:a="http://schemas.openxmlformats.org/drawingml/2006/main" noChangeAspect="1"/>
+            </wp:cNvGraphicFramePr>
+            <a:graphic xmlns:a="http://schemas.openxmlformats.org/drawingml/2006/main">
+              <a:graphicData uri="http://schemas.openxmlformats.org/drawingml/2006/picture">
+                <pic:pic xmlns:pic="http://schemas.openxmlformats.org/drawingml/2006/picture">
+                  <pic:nvPicPr>
+                    <pic:cNvPr id="631861719" name=""/>
+                    <pic:cNvPicPr/>
+                  </pic:nvPicPr>
+                  <pic:blipFill>
+                    <a:blip r:embed="rId48"/>
+                    <a:stretch>
+                      <a:fillRect/>
+                    </a:stretch>
+                  </pic:blipFill>
+                  <pic:spPr>
+                    <a:xfrm>
+                      <a:off x="0" y="0"/>
+                      <a:ext cx="5731510" cy="741680"/>
+                    </a:xfrm>
+                    <a:prstGeom prst="rect">
+                      <a:avLst/>
+                    </a:prstGeom>
+                  </pic:spPr>
+                </pic:pic>
+              </a:graphicData>
+            </a:graphic>
+          </wp:inline>
+        </w:drawing>
+      </w:r>
+    </w:p>
+    <w:p>
+      <w:pPr>
+        <w:rPr>
+          <w:rFonts w:cstheme="minorHAnsi"/>
+          <w:szCs w:val="22"/>
+          <w:lang w:val="en-US"/>
+        </w:rPr>
+      </w:pPr>
+      <w:r>
+        <w:rPr>
+          <w:rFonts w:cstheme="minorHAnsi"/>
+          <w:noProof/>
+          <w:szCs w:val="22"/>
+          <w:lang w:val="en-US"/>
+        </w:rPr>
+        <w:drawing>
+          <wp:inline distT="0" distB="0" distL="0" distR="0" wp14:anchorId="0841DDB0" wp14:editId="1A18E0E3">
+            <wp:extent cx="5731510" cy="442595"/>
+            <wp:effectExtent l="0" t="0" r="2540" b="0"/>
+            <wp:docPr id="1325539264" name="Hình ảnh 1"/>
+            <wp:cNvGraphicFramePr>
+              <a:graphicFrameLocks xmlns:a="http://schemas.openxmlformats.org/drawingml/2006/main" noChangeAspect="1"/>
+            </wp:cNvGraphicFramePr>
+            <a:graphic xmlns:a="http://schemas.openxmlformats.org/drawingml/2006/main">
+              <a:graphicData uri="http://schemas.openxmlformats.org/drawingml/2006/picture">
+                <pic:pic xmlns:pic="http://schemas.openxmlformats.org/drawingml/2006/picture">
+                  <pic:nvPicPr>
+                    <pic:cNvPr id="1325539264" name=""/>
+                    <pic:cNvPicPr/>
+                  </pic:nvPicPr>
+                  <pic:blipFill>
+                    <a:blip r:embed="rId49"/>
+                    <a:stretch>
+                      <a:fillRect/>
+                    </a:stretch>
+                  </pic:blipFill>
+                  <pic:spPr>
+                    <a:xfrm>
+                      <a:off x="0" y="0"/>
+                      <a:ext cx="5731510" cy="442595"/>
+                    </a:xfrm>
+                    <a:prstGeom prst="rect">
+                      <a:avLst/>
+                    </a:prstGeom>
+                  </pic:spPr>
+                </pic:pic>
+              </a:graphicData>
+            </a:graphic>
+          </wp:inline>
+        </w:drawing>
+      </w:r>
+    </w:p>
+    <w:p>
+      <w:pPr>
+        <w:rPr>
+          <w:rFonts w:cstheme="minorHAnsi"/>
+          <w:szCs w:val="22"/>
+          <w:lang w:val="en-US"/>
+        </w:rPr>
+      </w:pPr>
+      <w:r>
+        <w:rPr>
+          <w:rFonts w:cstheme="minorHAnsi"/>
+          <w:noProof/>
+          <w:szCs w:val="22"/>
+          <w:lang w:val="en-US"/>
+        </w:rPr>
+        <w:drawing>
+          <wp:inline distT="0" distB="0" distL="0" distR="0" wp14:anchorId="22519285" wp14:editId="2E6EC605">
+            <wp:extent cx="2857899" cy="800212"/>
+            <wp:effectExtent l="0" t="0" r="0" b="0"/>
+            <wp:docPr id="73940862" name="Hình ảnh 1"/>
+            <wp:cNvGraphicFramePr>
+              <a:graphicFrameLocks xmlns:a="http://schemas.openxmlformats.org/drawingml/2006/main" noChangeAspect="1"/>
+            </wp:cNvGraphicFramePr>
+            <a:graphic xmlns:a="http://schemas.openxmlformats.org/drawingml/2006/main">
+              <a:graphicData uri="http://schemas.openxmlformats.org/drawingml/2006/picture">
+                <pic:pic xmlns:pic="http://schemas.openxmlformats.org/drawingml/2006/picture">
+                  <pic:nvPicPr>
+                    <pic:cNvPr id="73940862" name=""/>
+                    <pic:cNvPicPr/>
+                  </pic:nvPicPr>
+                  <pic:blipFill>
+                    <a:blip r:embed="rId50"/>
+                    <a:stretch>
+                      <a:fillRect/>
+                    </a:stretch>
+                  </pic:blipFill>
+                  <pic:spPr>
+                    <a:xfrm>
+                      <a:off x="0" y="0"/>
+                      <a:ext cx="2857899" cy="800212"/>
+                    </a:xfrm>
+                    <a:prstGeom prst="rect">
+                      <a:avLst/>
+                    </a:prstGeom>
+                  </pic:spPr>
+                </pic:pic>
+              </a:graphicData>
+            </a:graphic>
+          </wp:inline>
+        </w:drawing>
+      </w:r>
+    </w:p>
+    <w:p>
+      <w:pPr>
+        <w:rPr>
+          <w:rFonts w:cstheme="minorHAnsi"/>
+          <w:szCs w:val="22"/>
+          <w:lang w:val="en-US"/>
+        </w:rPr>
+      </w:pPr>
+      <w:r>
+        <w:rPr>
+          <w:rFonts w:cstheme="minorHAnsi"/>
+          <w:szCs w:val="22"/>
+          <w:lang w:val="en-US"/>
+        </w:rPr>
+        <w:t>Bài 2 :  Tạo Dockerfile chạy một ứng dụng Python Flask</w:t>
+      </w:r>
+    </w:p>
+    <w:p>
+      <w:pPr>
+        <w:pStyle w:val="oancuaDanhsach"/>
+        <w:numPr>
+          <w:ilvl w:val="0"/>
+          <w:numId w:val="3"/>
+        </w:numPr>
+        <w:rPr>
+          <w:rFonts w:cstheme="minorHAnsi"/>
+          <w:szCs w:val="22"/>
+          <w:lang w:val="en-US"/>
+        </w:rPr>
+      </w:pPr>
+      <w:r>
+        <w:rPr>
+          <w:rFonts w:cstheme="minorHAnsi"/>
+          <w:szCs w:val="22"/>
+          <w:lang w:val="en-US"/>
+        </w:rPr>
+        <w:lastRenderedPageBreak/>
+        <w:t>Yêu cầu :</w:t>
+      </w:r>
+    </w:p>
+    <w:p>
+      <w:pPr>
+        <w:pStyle w:val="oancuaDanhsach"/>
+        <w:numPr>
+          <w:ilvl w:val="1"/>
+          <w:numId w:val="3"/>
+        </w:numPr>
+        <w:rPr>
+          <w:rFonts w:cstheme="minorHAnsi"/>
+          <w:szCs w:val="22"/>
+          <w:lang w:val="en-US"/>
+        </w:rPr>
+      </w:pPr>
+      <w:r>
+        <w:rPr>
+          <w:rFonts w:cstheme="minorHAnsi"/>
+          <w:szCs w:val="22"/>
+          <w:lang w:val="en-US"/>
+        </w:rPr>
+        <w:t>Viết Dockerfile để chạy một ứng dụng Flask hiển thị “Hello, Docker Flask!” trên cổng 5000. Sử dụng python: 3.9 làm base image</w:t>
+      </w:r>
+    </w:p>
+    <w:p>
+      <w:pPr>
+        <w:rPr>
+          <w:rFonts w:cstheme="minorHAnsi"/>
+          <w:szCs w:val="22"/>
+          <w:lang w:val="en-US"/>
+        </w:rPr>
+      </w:pPr>
+    </w:p>
+    <w:p>
+      <w:pPr>
+        <w:rPr>
+          <w:rFonts w:cstheme="minorHAnsi"/>
+          <w:szCs w:val="22"/>
+          <w:lang w:val="en-US"/>
+        </w:rPr>
+      </w:pPr>
+      <w:r>
+        <w:rPr>
+          <w:rFonts w:cstheme="minorHAnsi"/>
+          <w:noProof/>
+          <w:szCs w:val="22"/>
+          <w:lang w:val="en-US"/>
+        </w:rPr>
+        <w:drawing>
+          <wp:inline distT="0" distB="0" distL="0" distR="0" wp14:anchorId="2C365982" wp14:editId="380D05D5">
+            <wp:extent cx="5731510" cy="328295"/>
+            <wp:effectExtent l="0" t="0" r="2540" b="0"/>
+            <wp:docPr id="1488046410" name="Hình ảnh 1"/>
+            <wp:cNvGraphicFramePr>
+              <a:graphicFrameLocks xmlns:a="http://schemas.openxmlformats.org/drawingml/2006/main" noChangeAspect="1"/>
+            </wp:cNvGraphicFramePr>
+            <a:graphic xmlns:a="http://schemas.openxmlformats.org/drawingml/2006/main">
+              <a:graphicData uri="http://schemas.openxmlformats.org/drawingml/2006/picture">
+                <pic:pic xmlns:pic="http://schemas.openxmlformats.org/drawingml/2006/picture">
+                  <pic:nvPicPr>
+                    <pic:cNvPr id="1488046410" name=""/>
+                    <pic:cNvPicPr/>
+                  </pic:nvPicPr>
+                  <pic:blipFill>
+                    <a:blip r:embed="rId51"/>
+                    <a:stretch>
+                      <a:fillRect/>
+                    </a:stretch>
+                  </pic:blipFill>
+                  <pic:spPr>
+                    <a:xfrm>
+                      <a:off x="0" y="0"/>
+                      <a:ext cx="5731510" cy="328295"/>
+                    </a:xfrm>
+                    <a:prstGeom prst="rect">
+                      <a:avLst/>
+                    </a:prstGeom>
+                  </pic:spPr>
+                </pic:pic>
+              </a:graphicData>
+            </a:graphic>
+          </wp:inline>
+        </w:drawing>
+      </w:r>
+    </w:p>
+    <w:p>
+      <w:pPr>
+        <w:rPr>
+          <w:rFonts w:cstheme="minorHAnsi"/>
+          <w:szCs w:val="22"/>
+          <w:lang w:val="en-US"/>
+        </w:rPr>
+      </w:pPr>
+      <w:r>
+        <w:rPr>
+          <w:rFonts w:cstheme="minorHAnsi"/>
+          <w:noProof/>
+          <w:szCs w:val="22"/>
+          <w:lang w:val="en-US"/>
+        </w:rPr>
+        <w:drawing>
+          <wp:inline distT="0" distB="0" distL="0" distR="0" wp14:anchorId="02891C51" wp14:editId="0A11D74D">
+            <wp:extent cx="5731510" cy="368300"/>
+            <wp:effectExtent l="0" t="0" r="2540" b="0"/>
+            <wp:docPr id="1784567277" name="Hình ảnh 1"/>
+            <wp:cNvGraphicFramePr>
+              <a:graphicFrameLocks xmlns:a="http://schemas.openxmlformats.org/drawingml/2006/main" noChangeAspect="1"/>
+            </wp:cNvGraphicFramePr>
+            <a:graphic xmlns:a="http://schemas.openxmlformats.org/drawingml/2006/main">
+              <a:graphicData uri="http://schemas.openxmlformats.org/drawingml/2006/picture">
+                <pic:pic xmlns:pic="http://schemas.openxmlformats.org/drawingml/2006/picture">
+                  <pic:nvPicPr>
+                    <pic:cNvPr id="1784567277" name=""/>
+                    <pic:cNvPicPr/>
+                  </pic:nvPicPr>
+                  <pic:blipFill>
+                    <a:blip r:embed="rId52"/>
+                    <a:stretch>
+                      <a:fillRect/>
+                    </a:stretch>
+                  </pic:blipFill>
+                  <pic:spPr>
+                    <a:xfrm>
+                      <a:off x="0" y="0"/>
+                      <a:ext cx="5731510" cy="368300"/>
+                    </a:xfrm>
+                    <a:prstGeom prst="rect">
+                      <a:avLst/>
+                    </a:prstGeom>
+                  </pic:spPr>
+                </pic:pic>
+              </a:graphicData>
+            </a:graphic>
+          </wp:inline>
+        </w:drawing>
+      </w:r>
+    </w:p>
+    <w:p>
+      <w:pPr>
+        <w:rPr>
+          <w:rFonts w:cstheme="minorHAnsi"/>
+          <w:szCs w:val="22"/>
+          <w:lang w:val="en-US"/>
+        </w:rPr>
+      </w:pPr>
+      <w:r>
+        <w:rPr>
+          <w:rFonts w:cstheme="minorHAnsi"/>
+          <w:noProof/>
+          <w:szCs w:val="22"/>
+          <w:lang w:val="en-US"/>
+        </w:rPr>
+        <w:drawing>
+          <wp:inline distT="0" distB="0" distL="0" distR="0" wp14:anchorId="3D9BE696" wp14:editId="20E9E40F">
+            <wp:extent cx="2553056" cy="838317"/>
+            <wp:effectExtent l="0" t="0" r="0" b="0"/>
+            <wp:docPr id="856206121" name="Hình ảnh 1"/>
+            <wp:cNvGraphicFramePr>
+              <a:graphicFrameLocks xmlns:a="http://schemas.openxmlformats.org/drawingml/2006/main" noChangeAspect="1"/>
+            </wp:cNvGraphicFramePr>
+            <a:graphic xmlns:a="http://schemas.openxmlformats.org/drawingml/2006/main">
+              <a:graphicData uri="http://schemas.openxmlformats.org/drawingml/2006/picture">
+                <pic:pic xmlns:pic="http://schemas.openxmlformats.org/drawingml/2006/picture">
+                  <pic:nvPicPr>
+                    <pic:cNvPr id="856206121" name=""/>
+                    <pic:cNvPicPr/>
+                  </pic:nvPicPr>
+                  <pic:blipFill>
+                    <a:blip r:embed="rId53"/>
+                    <a:stretch>
+                      <a:fillRect/>
+                    </a:stretch>
+                  </pic:blipFill>
+                  <pic:spPr>
+                    <a:xfrm>
+                      <a:off x="0" y="0"/>
+                      <a:ext cx="2553056" cy="838317"/>
+                    </a:xfrm>
+                    <a:prstGeom prst="rect">
+                      <a:avLst/>
+                    </a:prstGeom>
+                  </pic:spPr>
+                </pic:pic>
+              </a:graphicData>
+            </a:graphic>
+          </wp:inline>
+        </w:drawing>
+      </w:r>
+    </w:p>
+    <w:p>
+      <w:pPr>
+        <w:rPr>
+          <w:rFonts w:cstheme="minorHAnsi"/>
+          <w:szCs w:val="22"/>
+          <w:lang w:val="en-US"/>
+        </w:rPr>
+      </w:pPr>
+      <w:r>
+        <w:rPr>
+          <w:rFonts w:cstheme="minorHAnsi"/>
+          <w:szCs w:val="22"/>
+          <w:lang w:val="en-US"/>
+        </w:rPr>
+        <w:t>Bài 3: Tạo Dockerfile chạy một ứng dụng React</w:t>
+      </w:r>
+    </w:p>
+    <w:p>
+      <w:pPr>
+        <w:pStyle w:val="oancuaDanhsach"/>
+        <w:numPr>
+          <w:ilvl w:val="0"/>
+          <w:numId w:val="3"/>
+        </w:numPr>
+        <w:rPr>
+          <w:rFonts w:cstheme="minorHAnsi"/>
+          <w:szCs w:val="22"/>
+          <w:lang w:val="en-US"/>
+        </w:rPr>
+      </w:pPr>
+      <w:r>
+        <w:rPr>
+          <w:rFonts w:cstheme="minorHAnsi"/>
+          <w:szCs w:val="22"/>
+          <w:lang w:val="en-US"/>
+        </w:rPr>
+        <w:t>Yêu cầu :</w:t>
+      </w:r>
+    </w:p>
+    <w:p>
+      <w:pPr>
+        <w:pStyle w:val="oancuaDanhsach"/>
+        <w:numPr>
+          <w:ilvl w:val="1"/>
+          <w:numId w:val="3"/>
+        </w:numPr>
+        <w:rPr>
+          <w:rFonts w:cstheme="minorHAnsi"/>
+          <w:szCs w:val="22"/>
+          <w:lang w:val="en-US"/>
+        </w:rPr>
+      </w:pPr>
+      <w:r>
+        <w:rPr>
+          <w:rFonts w:cstheme="minorHAnsi"/>
+          <w:szCs w:val="22"/>
+          <w:lang w:val="en-US"/>
+        </w:rPr>
+        <w:t>Viết Dockerfile để build và chạy một ứng dụng React.</w:t>
+      </w:r>
+    </w:p>
+    <w:p>
+      <w:pPr>
+        <w:pStyle w:val="oancuaDanhsach"/>
+        <w:numPr>
+          <w:ilvl w:val="1"/>
+          <w:numId w:val="3"/>
+        </w:numPr>
+        <w:rPr>
+          <w:rFonts w:cstheme="minorHAnsi"/>
+          <w:szCs w:val="22"/>
+          <w:lang w:val="en-US"/>
+        </w:rPr>
+      </w:pPr>
+      <w:r>
+        <w:rPr>
+          <w:rFonts w:cstheme="minorHAnsi"/>
+          <w:szCs w:val="22"/>
+          <w:lang w:val="en-US"/>
+        </w:rPr>
+        <w:t>Sử dụng node:18-alpine làm base image.</w:t>
+      </w:r>
+    </w:p>
+    <w:p>
+      <w:pPr>
+        <w:rPr>
+          <w:rFonts w:cstheme="minorHAnsi"/>
+          <w:szCs w:val="22"/>
+          <w:lang w:val="en-US"/>
+        </w:rPr>
+      </w:pPr>
+      <w:r>
+        <w:rPr>
+          <w:rFonts w:cstheme="minorHAnsi"/>
+          <w:noProof/>
+          <w:szCs w:val="22"/>
+          <w:lang w:val="en-US"/>
+        </w:rPr>
+        <w:drawing>
+          <wp:inline distT="0" distB="0" distL="0" distR="0" wp14:anchorId="70441449" wp14:editId="5F272020">
+            <wp:extent cx="5731510" cy="342265"/>
+            <wp:effectExtent l="0" t="0" r="2540" b="635"/>
+            <wp:docPr id="1746799648" name="Hình ảnh 1"/>
+            <wp:cNvGraphicFramePr>
+              <a:graphicFrameLocks xmlns:a="http://schemas.openxmlformats.org/drawingml/2006/main" noChangeAspect="1"/>
+            </wp:cNvGraphicFramePr>
+            <a:graphic xmlns:a="http://schemas.openxmlformats.org/drawingml/2006/main">
+              <a:graphicData uri="http://schemas.openxmlformats.org/drawingml/2006/picture">
+                <pic:pic xmlns:pic="http://schemas.openxmlformats.org/drawingml/2006/picture">
+                  <pic:nvPicPr>
+                    <pic:cNvPr id="1746799648" name=""/>
+                    <pic:cNvPicPr/>
+                  </pic:nvPicPr>
+                  <pic:blipFill>
+                    <a:blip r:embed="rId54"/>
+                    <a:stretch>
+                      <a:fillRect/>
+                    </a:stretch>
+                  </pic:blipFill>
+                  <pic:spPr>
+                    <a:xfrm>
+                      <a:off x="0" y="0"/>
+                      <a:ext cx="5731510" cy="342265"/>
+                    </a:xfrm>
+                    <a:prstGeom prst="rect">
+                      <a:avLst/>
+                    </a:prstGeom>
+                  </pic:spPr>
+                </pic:pic>
+              </a:graphicData>
+            </a:graphic>
+          </wp:inline>
+        </w:drawing>
+      </w:r>
+    </w:p>
+    <w:p>
+      <w:pPr>
+        <w:rPr>
+          <w:rFonts w:cstheme="minorHAnsi"/>
+          <w:szCs w:val="22"/>
+          <w:lang w:val="en-US"/>
+        </w:rPr>
+      </w:pPr>
+      <w:r>
+        <w:rPr>
+          <w:rFonts w:cstheme="minorHAnsi"/>
+          <w:noProof/>
+          <w:szCs w:val="22"/>
+          <w:lang w:val="en-US"/>
+        </w:rPr>
+        <w:drawing>
+          <wp:inline distT="0" distB="0" distL="0" distR="0" wp14:anchorId="682CDA00" wp14:editId="023EB34F">
+            <wp:extent cx="5731510" cy="347980"/>
+            <wp:effectExtent l="0" t="0" r="2540" b="0"/>
+            <wp:docPr id="1291490490" name="Hình ảnh 1"/>
+            <wp:cNvGraphicFramePr>
+              <a:graphicFrameLocks xmlns:a="http://schemas.openxmlformats.org/drawingml/2006/main" noChangeAspect="1"/>
+            </wp:cNvGraphicFramePr>
+            <a:graphic xmlns:a="http://schemas.openxmlformats.org/drawingml/2006/main">
+              <a:graphicData uri="http://schemas.openxmlformats.org/drawingml/2006/picture">
+                <pic:pic xmlns:pic="http://schemas.openxmlformats.org/drawingml/2006/picture">
+                  <pic:nvPicPr>
+                    <pic:cNvPr id="1291490490" name=""/>
+                    <pic:cNvPicPr/>
+                  </pic:nvPicPr>
+                  <pic:blipFill>
+                    <a:blip r:embed="rId55"/>
+                    <a:stretch>
+                      <a:fillRect/>
+                    </a:stretch>
+                  </pic:blipFill>
+                  <pic:spPr>
+                    <a:xfrm>
+                      <a:off x="0" y="0"/>
+                      <a:ext cx="5731510" cy="347980"/>
+                    </a:xfrm>
+                    <a:prstGeom prst="rect">
+                      <a:avLst/>
+                    </a:prstGeom>
+                  </pic:spPr>
+                </pic:pic>
+              </a:graphicData>
+            </a:graphic>
+          </wp:inline>
+        </w:drawing>
+      </w:r>
+    </w:p>
+    <w:p>
+      <w:pPr>
+        <w:rPr>
+          <w:rFonts w:cstheme="minorHAnsi"/>
+          <w:szCs w:val="22"/>
+          <w:lang w:val="en-US"/>
+        </w:rPr>
+      </w:pPr>
+      <w:r>
+        <w:rPr>
+          <w:rFonts w:cstheme="minorHAnsi"/>
+          <w:noProof/>
+          <w:szCs w:val="22"/>
+          <w:lang w:val="en-US"/>
+        </w:rPr>
+        <w:drawing>
+          <wp:inline distT="0" distB="0" distL="0" distR="0" wp14:anchorId="217C7D26" wp14:editId="13F7E114">
+            <wp:extent cx="5731510" cy="4243705"/>
+            <wp:effectExtent l="0" t="0" r="2540" b="4445"/>
+            <wp:docPr id="923273626" name="Hình ảnh 1"/>
+            <wp:cNvGraphicFramePr>
+              <a:graphicFrameLocks xmlns:a="http://schemas.openxmlformats.org/drawingml/2006/main" noChangeAspect="1"/>
+            </wp:cNvGraphicFramePr>
+            <a:graphic xmlns:a="http://schemas.openxmlformats.org/drawingml/2006/main">
+              <a:graphicData uri="http://schemas.openxmlformats.org/drawingml/2006/picture">
+                <pic:pic xmlns:pic="http://schemas.openxmlformats.org/drawingml/2006/picture">
+                  <pic:nvPicPr>
+                    <pic:cNvPr id="923273626" name=""/>
+                    <pic:cNvPicPr/>
+                  </pic:nvPicPr>
+                  <pic:blipFill>
+                    <a:blip r:embed="rId56"/>
+                    <a:stretch>
+                      <a:fillRect/>
+                    </a:stretch>
+                  </pic:blipFill>
+                  <pic:spPr>
+                    <a:xfrm>
+                      <a:off x="0" y="0"/>
+                      <a:ext cx="5731510" cy="4243705"/>
+                    </a:xfrm>
+                    <a:prstGeom prst="rect">
+                      <a:avLst/>
+                    </a:prstGeom>
+                  </pic:spPr>
+                </pic:pic>
+              </a:graphicData>
+            </a:graphic>
+          </wp:inline>
+        </w:drawing>
+      </w:r>
+    </w:p>
+    <w:p>
+      <w:pPr>
+        <w:rPr>
+          <w:rFonts w:cstheme="minorHAnsi"/>
+          <w:szCs w:val="22"/>
+          <w:lang w:val="en-US"/>
+        </w:rPr>
+      </w:pPr>
+      <w:r>
+        <w:rPr>
+          <w:rFonts w:cstheme="minorHAnsi"/>
+          <w:szCs w:val="22"/>
+          <w:lang w:val="en-US"/>
+        </w:rPr>
+        <w:lastRenderedPageBreak/>
+        <w:t>Bài 4: Tạo Dockerfile chạy một trang web tĩnh bằng Nginx</w:t>
+      </w:r>
+    </w:p>
+    <w:p>
+      <w:pPr>
+        <w:pStyle w:val="oancuaDanhsach"/>
+        <w:numPr>
+          <w:ilvl w:val="0"/>
+          <w:numId w:val="3"/>
+        </w:numPr>
+        <w:rPr>
+          <w:rFonts w:cstheme="minorHAnsi"/>
+          <w:szCs w:val="22"/>
+          <w:lang w:val="en-US"/>
+        </w:rPr>
+      </w:pPr>
+      <w:r>
+        <w:rPr>
+          <w:rFonts w:cstheme="minorHAnsi"/>
+          <w:szCs w:val="22"/>
+          <w:lang w:val="en-US"/>
+        </w:rPr>
+        <w:t>Yêu cầu :</w:t>
+      </w:r>
+    </w:p>
+    <w:p>
+      <w:pPr>
+        <w:pStyle w:val="oancuaDanhsach"/>
+        <w:numPr>
+          <w:ilvl w:val="1"/>
+          <w:numId w:val="3"/>
+        </w:numPr>
+        <w:rPr>
+          <w:rFonts w:cstheme="minorHAnsi"/>
+          <w:szCs w:val="22"/>
+          <w:lang w:val="en-US"/>
+        </w:rPr>
+      </w:pPr>
+      <w:r>
+        <w:rPr>
+          <w:rFonts w:cstheme="minorHAnsi"/>
+          <w:szCs w:val="22"/>
+          <w:lang w:val="en-US"/>
+        </w:rPr>
+        <w:t>Tạo một file index.html đơn giản và sử dụng nginx:latest để phục vụ trang web.</w:t>
+      </w:r>
+    </w:p>
+    <w:p>
+      <w:pPr>
+        <w:rPr>
+          <w:rFonts w:cstheme="minorHAnsi"/>
+          <w:szCs w:val="22"/>
+          <w:lang w:val="en-US"/>
+        </w:rPr>
+      </w:pPr>
+      <w:r>
+        <w:rPr>
+          <w:rFonts w:cstheme="minorHAnsi"/>
+          <w:szCs w:val="22"/>
+          <w:lang w:val="en-US"/>
+        </w:rPr>
+        <w:drawing>
+          <wp:inline distT="0" distB="0" distL="0" distR="0" wp14:anchorId="47A7D2CC" wp14:editId="458C4696">
+            <wp:extent cx="5731510" cy="313055"/>
+            <wp:effectExtent l="0" t="0" r="2540" b="0"/>
+            <wp:docPr id="1793478383" name="Hình ảnh 1"/>
+            <wp:cNvGraphicFramePr>
+              <a:graphicFrameLocks xmlns:a="http://schemas.openxmlformats.org/drawingml/2006/main" noChangeAspect="1"/>
+            </wp:cNvGraphicFramePr>
+            <a:graphic xmlns:a="http://schemas.openxmlformats.org/drawingml/2006/main">
+              <a:graphicData uri="http://schemas.openxmlformats.org/drawingml/2006/picture">
+                <pic:pic xmlns:pic="http://schemas.openxmlformats.org/drawingml/2006/picture">
+                  <pic:nvPicPr>
+                    <pic:cNvPr id="1793478383" name=""/>
+                    <pic:cNvPicPr/>
+                  </pic:nvPicPr>
+                  <pic:blipFill>
+                    <a:blip r:embed="rId57"/>
+                    <a:stretch>
+                      <a:fillRect/>
+                    </a:stretch>
+                  </pic:blipFill>
+                  <pic:spPr>
+                    <a:xfrm>
+                      <a:off x="0" y="0"/>
+                      <a:ext cx="5731510" cy="313055"/>
+                    </a:xfrm>
+                    <a:prstGeom prst="rect">
+                      <a:avLst/>
+                    </a:prstGeom>
+                  </pic:spPr>
+                </pic:pic>
+              </a:graphicData>
+            </a:graphic>
+          </wp:inline>
+        </w:drawing>
+      </w:r>
+    </w:p>
+    <w:p>
+      <w:pPr>
+        <w:rPr>
+          <w:rFonts w:cstheme="minorHAnsi"/>
+          <w:szCs w:val="22"/>
+          <w:lang w:val="en-US"/>
+        </w:rPr>
+      </w:pPr>
+      <w:r>
+        <w:rPr>
+          <w:rFonts w:cstheme="minorHAnsi"/>
+          <w:szCs w:val="22"/>
+          <w:lang w:val="en-US"/>
+        </w:rPr>
+        <w:drawing>
+          <wp:inline distT="0" distB="0" distL="0" distR="0" wp14:anchorId="61444DA0" wp14:editId="178312CD">
+            <wp:extent cx="5731510" cy="429895"/>
+            <wp:effectExtent l="0" t="0" r="2540" b="8255"/>
+            <wp:docPr id="1202393328" name="Hình ảnh 1"/>
+            <wp:cNvGraphicFramePr>
+              <a:graphicFrameLocks xmlns:a="http://schemas.openxmlformats.org/drawingml/2006/main" noChangeAspect="1"/>
+            </wp:cNvGraphicFramePr>
+            <a:graphic xmlns:a="http://schemas.openxmlformats.org/drawingml/2006/main">
+              <a:graphicData uri="http://schemas.openxmlformats.org/drawingml/2006/picture">
+                <pic:pic xmlns:pic="http://schemas.openxmlformats.org/drawingml/2006/picture">
+                  <pic:nvPicPr>
+                    <pic:cNvPr id="1202393328" name=""/>
+                    <pic:cNvPicPr/>
+                  </pic:nvPicPr>
+                  <pic:blipFill>
+                    <a:blip r:embed="rId58"/>
+                    <a:stretch>
+                      <a:fillRect/>
+                    </a:stretch>
+                  </pic:blipFill>
+                  <pic:spPr>
+                    <a:xfrm>
+                      <a:off x="0" y="0"/>
+                      <a:ext cx="5731510" cy="429895"/>
+                    </a:xfrm>
+                    <a:prstGeom prst="rect">
+                      <a:avLst/>
+                    </a:prstGeom>
+                  </pic:spPr>
+                </pic:pic>
+              </a:graphicData>
+            </a:graphic>
+          </wp:inline>
+        </w:drawing>
+      </w:r>
+    </w:p>
+    <w:p>
+      <w:pPr>
+        <w:rPr>
+          <w:rFonts w:cstheme="minorHAnsi"/>
+          <w:szCs w:val="22"/>
+          <w:lang w:val="en-US"/>
+        </w:rPr>
+      </w:pPr>
+      <w:r>
+        <w:rPr>
+          <w:rFonts w:cstheme="minorHAnsi"/>
+          <w:szCs w:val="22"/>
+          <w:lang w:val="en-US"/>
+        </w:rPr>
+        <w:drawing>
+          <wp:inline distT="0" distB="0" distL="0" distR="0" wp14:anchorId="685EB799" wp14:editId="14B64E67">
+            <wp:extent cx="4763165" cy="1095528"/>
+            <wp:effectExtent l="0" t="0" r="0" b="9525"/>
+            <wp:docPr id="1328643741" name="Hình ảnh 1"/>
+            <wp:cNvGraphicFramePr>
+              <a:graphicFrameLocks xmlns:a="http://schemas.openxmlformats.org/drawingml/2006/main" noChangeAspect="1"/>
+            </wp:cNvGraphicFramePr>
+            <a:graphic xmlns:a="http://schemas.openxmlformats.org/drawingml/2006/main">
+              <a:graphicData uri="http://schemas.openxmlformats.org/drawingml/2006/picture">
+                <pic:pic xmlns:pic="http://schemas.openxmlformats.org/drawingml/2006/picture">
+                  <pic:nvPicPr>
+                    <pic:cNvPr id="1328643741" name=""/>
+                    <pic:cNvPicPr/>
+                  </pic:nvPicPr>
+                  <pic:blipFill>
+                    <a:blip r:embed="rId59"/>
+                    <a:stretch>
+                      <a:fillRect/>
+                    </a:stretch>
+                  </pic:blipFill>
+                  <pic:spPr>
+                    <a:xfrm>
+                      <a:off x="0" y="0"/>
+                      <a:ext cx="4763165" cy="1095528"/>
+                    </a:xfrm>
+                    <a:prstGeom prst="rect">
+                      <a:avLst/>
+                    </a:prstGeom>
+                  </pic:spPr>
+                </pic:pic>
+              </a:graphicData>
+            </a:graphic>
+          </wp:inline>
+        </w:drawing>
+      </w:r>
+    </w:p>
+    <w:p>
+      <w:pPr>
+        <w:spacing w:after="0" w:line="240" w:lineRule="auto"/>
+        <w:rPr>
+          <w:rFonts w:eastAsia="Times New Roman" w:cstheme="minorHAnsi"/>
+          <w:color w:val="000000"/>
+          <w:kern w:val="0"/>
+          <w:szCs w:val="22"/>
+          <w:lang w:eastAsia="vi-VN" w:bidi="ar-SA"/>
+          <w14:ligatures w14:val="none"/>
+        </w:rPr>
+      </w:pPr>
+      <w:r>
+        <w:rPr>
+          <w:rFonts w:eastAsia="Times New Roman" w:cstheme="minorHAnsi"/>
+          <w:color w:val="000000"/>
+          <w:kern w:val="0"/>
+          <w:szCs w:val="22"/>
+          <w:lang w:eastAsia="vi-VN" w:bidi="ar-SA"/>
+          <w14:ligatures w14:val="none"/>
+        </w:rPr>
+        <w:t>Bài 5: Tạo Dockerfile cho ứng dụng Go</w:t>
+      </w:r>
+    </w:p>
+    <w:p>
+      <w:pPr>
+        <w:pStyle w:val="oancuaDanhsach"/>
+        <w:numPr>
+          <w:ilvl w:val="0"/>
+          <w:numId w:val="3"/>
+        </w:numPr>
+        <w:rPr>
+          <w:rFonts w:cstheme="minorHAnsi"/>
+          <w:szCs w:val="22"/>
+          <w:lang w:val="en-US"/>
+        </w:rPr>
+      </w:pPr>
+      <w:r>
+        <w:rPr>
+          <w:rFonts w:cstheme="minorHAnsi"/>
+          <w:szCs w:val="22"/>
+          <w:lang w:val="en-US"/>
+        </w:rPr>
+        <w:t>Yêu cầu :</w:t>
+      </w:r>
+    </w:p>
+    <w:p>
+      <w:pPr>
+        <w:pStyle w:val="oancuaDanhsach"/>
+        <w:numPr>
+          <w:ilvl w:val="1"/>
+          <w:numId w:val="3"/>
+        </w:numPr>
+        <w:rPr>
+          <w:rFonts w:cstheme="minorHAnsi"/>
+          <w:szCs w:val="22"/>
+          <w:lang w:val="en-US"/>
+        </w:rPr>
+      </w:pPr>
+      <w:r>
+        <w:rPr>
+          <w:rFonts w:cstheme="minorHAnsi"/>
+          <w:szCs w:val="22"/>
+          <w:lang w:val="en-US"/>
+        </w:rPr>
+        <w:t>Viết Dockerfile để build và chạy một ứng dụng Go đơn giản.</w:t>
+      </w:r>
+    </w:p>
+    <w:p>
+      <w:pPr>
+        <w:rPr>
+          <w:rFonts w:cstheme="minorHAnsi"/>
+          <w:szCs w:val="22"/>
+          <w:lang w:val="en-US"/>
+        </w:rPr>
+      </w:pPr>
+      <w:r>
+        <w:rPr>
+          <w:rFonts w:cstheme="minorHAnsi"/>
+          <w:szCs w:val="22"/>
+          <w:lang w:val="en-US"/>
+        </w:rPr>
+        <w:drawing>
+          <wp:inline distT="0" distB="0" distL="0" distR="0" wp14:anchorId="4A039BF9" wp14:editId="138B0B63">
+            <wp:extent cx="5731510" cy="391160"/>
+            <wp:effectExtent l="0" t="0" r="2540" b="8890"/>
+            <wp:docPr id="861427686" name="Hình ảnh 1"/>
+            <wp:cNvGraphicFramePr>
+              <a:graphicFrameLocks xmlns:a="http://schemas.openxmlformats.org/drawingml/2006/main" noChangeAspect="1"/>
+            </wp:cNvGraphicFramePr>
+            <a:graphic xmlns:a="http://schemas.openxmlformats.org/drawingml/2006/main">
+              <a:graphicData uri="http://schemas.openxmlformats.org/drawingml/2006/picture">
+                <pic:pic xmlns:pic="http://schemas.openxmlformats.org/drawingml/2006/picture">
+                  <pic:nvPicPr>
+                    <pic:cNvPr id="861427686" name=""/>
+                    <pic:cNvPicPr/>
+                  </pic:nvPicPr>
+                  <pic:blipFill>
+                    <a:blip r:embed="rId60"/>
+                    <a:stretch>
+                      <a:fillRect/>
+                    </a:stretch>
+                  </pic:blipFill>
+                  <pic:spPr>
+                    <a:xfrm>
+                      <a:off x="0" y="0"/>
+                      <a:ext cx="5731510" cy="391160"/>
+                    </a:xfrm>
+                    <a:prstGeom prst="rect">
+                      <a:avLst/>
+                    </a:prstGeom>
+                  </pic:spPr>
+                </pic:pic>
+              </a:graphicData>
+            </a:graphic>
+          </wp:inline>
+        </w:drawing>
+      </w:r>
+    </w:p>
+    <w:p>
+      <w:pPr>
+        <w:rPr>
+          <w:rFonts w:cstheme="minorHAnsi"/>
+          <w:szCs w:val="22"/>
+          <w:lang w:val="en-US"/>
+        </w:rPr>
+      </w:pPr>
+      <w:r>
+        <w:rPr>
+          <w:rFonts w:cstheme="minorHAnsi"/>
+          <w:szCs w:val="22"/>
+          <w:lang w:val="en-US"/>
+        </w:rPr>
+        <w:drawing>
+          <wp:inline distT="0" distB="0" distL="0" distR="0" wp14:anchorId="604353C3" wp14:editId="7591D56E">
+            <wp:extent cx="5731510" cy="448310"/>
+            <wp:effectExtent l="0" t="0" r="2540" b="8890"/>
+            <wp:docPr id="2003501887" name="Hình ảnh 1"/>
+            <wp:cNvGraphicFramePr>
+              <a:graphicFrameLocks xmlns:a="http://schemas.openxmlformats.org/drawingml/2006/main" noChangeAspect="1"/>
+            </wp:cNvGraphicFramePr>
+            <a:graphic xmlns:a="http://schemas.openxmlformats.org/drawingml/2006/main">
+              <a:graphicData uri="http://schemas.openxmlformats.org/drawingml/2006/picture">
+                <pic:pic xmlns:pic="http://schemas.openxmlformats.org/drawingml/2006/picture">
+                  <pic:nvPicPr>
+                    <pic:cNvPr id="2003501887" name=""/>
+                    <pic:cNvPicPr/>
+                  </pic:nvPicPr>
+                  <pic:blipFill>
+                    <a:blip r:embed="rId61"/>
+                    <a:stretch>
+                      <a:fillRect/>
+                    </a:stretch>
+                  </pic:blipFill>
+                  <pic:spPr>
+                    <a:xfrm>
+                      <a:off x="0" y="0"/>
+                      <a:ext cx="5731510" cy="448310"/>
+                    </a:xfrm>
+                    <a:prstGeom prst="rect">
+                      <a:avLst/>
+                    </a:prstGeom>
+                  </pic:spPr>
+                </pic:pic>
+              </a:graphicData>
+            </a:graphic>
+          </wp:inline>
+        </w:drawing>
+      </w:r>
+    </w:p>
+    <w:p>
+      <w:pPr>
+        <w:rPr>
+          <w:rFonts w:cstheme="minorHAnsi"/>
+          <w:szCs w:val="22"/>
+          <w:lang w:val="en-US"/>
+        </w:rPr>
+      </w:pPr>
+      <w:r>
+        <w:rPr>
+          <w:rFonts w:cstheme="minorHAnsi"/>
+          <w:szCs w:val="22"/>
+          <w:lang w:val="en-US"/>
+        </w:rPr>
+        <w:drawing>
+          <wp:inline distT="0" distB="0" distL="0" distR="0" wp14:anchorId="2B6E0B8B" wp14:editId="37BDAE3C">
+            <wp:extent cx="2886478" cy="847843"/>
+            <wp:effectExtent l="0" t="0" r="9525" b="9525"/>
+            <wp:docPr id="184775980" name="Hình ảnh 1"/>
+            <wp:cNvGraphicFramePr>
+              <a:graphicFrameLocks xmlns:a="http://schemas.openxmlformats.org/drawingml/2006/main" noChangeAspect="1"/>
+            </wp:cNvGraphicFramePr>
+            <a:graphic xmlns:a="http://schemas.openxmlformats.org/drawingml/2006/main">
+              <a:graphicData uri="http://schemas.openxmlformats.org/drawingml/2006/picture">
+                <pic:pic xmlns:pic="http://schemas.openxmlformats.org/drawingml/2006/picture">
+                  <pic:nvPicPr>
+                    <pic:cNvPr id="184775980" name=""/>
+                    <pic:cNvPicPr/>
+                  </pic:nvPicPr>
+                  <pic:blipFill>
+                    <a:blip r:embed="rId62"/>
+                    <a:stretch>
+                      <a:fillRect/>
+                    </a:stretch>
+                  </pic:blipFill>
+                  <pic:spPr>
+                    <a:xfrm>
+                      <a:off x="0" y="0"/>
+                      <a:ext cx="2886478" cy="847843"/>
+                    </a:xfrm>
+                    <a:prstGeom prst="rect">
+                      <a:avLst/>
+                    </a:prstGeom>
+                  </pic:spPr>
+                </pic:pic>
+              </a:graphicData>
+            </a:graphic>
+          </wp:inline>
+        </w:drawing>
+      </w:r>
+    </w:p>
+    <w:p>
+      <w:pPr>
+        <w:rPr>
+          <w:rFonts w:cstheme="minorHAnsi"/>
+          <w:szCs w:val="22"/>
+          <w:lang w:val="en-US"/>
+        </w:rPr>
+      </w:pPr>
+      <w:r>
+        <w:rPr>
+          <w:rFonts w:cstheme="minorHAnsi"/>
+          <w:szCs w:val="22"/>
+          <w:lang w:val="en-US"/>
+        </w:rPr>
+        <w:t>Bài 6: Sử dụng Multi-stage Build trong Dockerfile</w:t>
+      </w:r>
+    </w:p>
+    <w:p>
+      <w:pPr>
+        <w:pStyle w:val="oancuaDanhsach"/>
+        <w:numPr>
+          <w:ilvl w:val="0"/>
+          <w:numId w:val="3"/>
+        </w:numPr>
+        <w:rPr>
+          <w:rFonts w:cstheme="minorHAnsi"/>
+          <w:szCs w:val="22"/>
+          <w:lang w:val="en-US"/>
+        </w:rPr>
+      </w:pPr>
+      <w:r>
+        <w:rPr>
+          <w:rFonts w:cstheme="minorHAnsi"/>
+          <w:szCs w:val="22"/>
+          <w:lang w:val="en-US"/>
+        </w:rPr>
+        <w:t>Viết Dockerfile để build một ứng dụng Node.js với hai stage:</w:t>
+      </w:r>
+    </w:p>
+    <w:p>
+      <w:pPr>
+        <w:pStyle w:val="oancuaDanhsach"/>
+        <w:numPr>
+          <w:ilvl w:val="1"/>
+          <w:numId w:val="3"/>
+        </w:numPr>
+        <w:rPr>
+          <w:rFonts w:cstheme="minorHAnsi"/>
+          <w:szCs w:val="22"/>
+          <w:lang w:val="en-US"/>
+        </w:rPr>
+      </w:pPr>
+      <w:r>
+        <w:rPr>
+          <w:rFonts w:cstheme="minorHAnsi"/>
+          <w:szCs w:val="22"/>
+          <w:lang w:val="en-US"/>
+        </w:rPr>
+        <w:t>Stage 1: Dùng node:18 để build code.</w:t>
+      </w:r>
+    </w:p>
+    <w:p>
+      <w:pPr>
+        <w:pStyle w:val="oancuaDanhsach"/>
+        <w:numPr>
+          <w:ilvl w:val="1"/>
+          <w:numId w:val="3"/>
+        </w:numPr>
+        <w:rPr>
+          <w:rFonts w:cstheme="minorHAnsi"/>
+          <w:szCs w:val="22"/>
+          <w:lang w:val="en-US"/>
+        </w:rPr>
+      </w:pPr>
+      <w:r>
+        <w:rPr>
+          <w:rFonts w:cstheme="minorHAnsi"/>
+          <w:szCs w:val="22"/>
+          <w:lang w:val="en-US"/>
+        </w:rPr>
+        <w:t>Stage 2: Dùng node:18-alpine để chạy ứng dụng đã build.</w:t>
+      </w:r>
+    </w:p>
+    <w:p>
+      <w:pPr>
+        <w:rPr>
+          <w:rFonts w:cstheme="minorHAnsi"/>
+          <w:szCs w:val="22"/>
+          <w:lang w:val="en-US"/>
+        </w:rPr>
+      </w:pPr>
+      <w:r>
+        <w:rPr>
+          <w:rFonts w:cstheme="minorHAnsi"/>
+          <w:szCs w:val="22"/>
+          <w:lang w:val="en-US"/>
+        </w:rPr>
+        <w:drawing>
+          <wp:inline distT="0" distB="0" distL="0" distR="0" wp14:anchorId="1E642B9E" wp14:editId="15CCC7F9">
+            <wp:extent cx="5731510" cy="275590"/>
+            <wp:effectExtent l="0" t="0" r="2540" b="0"/>
+            <wp:docPr id="1273249519" name="Hình ảnh 1"/>
+            <wp:cNvGraphicFramePr>
+              <a:graphicFrameLocks xmlns:a="http://schemas.openxmlformats.org/drawingml/2006/main" noChangeAspect="1"/>
+            </wp:cNvGraphicFramePr>
+            <a:graphic xmlns:a="http://schemas.openxmlformats.org/drawingml/2006/main">
+              <a:graphicData uri="http://schemas.openxmlformats.org/drawingml/2006/picture">
+                <pic:pic xmlns:pic="http://schemas.openxmlformats.org/drawingml/2006/picture">
+                  <pic:nvPicPr>
+                    <pic:cNvPr id="1273249519" name=""/>
+                    <pic:cNvPicPr/>
+                  </pic:nvPicPr>
+                  <pic:blipFill>
+                    <a:blip r:embed="rId63"/>
+                    <a:stretch>
+                      <a:fillRect/>
+                    </a:stretch>
+                  </pic:blipFill>
+                  <pic:spPr>
+                    <a:xfrm>
+                      <a:off x="0" y="0"/>
+                      <a:ext cx="5731510" cy="275590"/>
+                    </a:xfrm>
+                    <a:prstGeom prst="rect">
+                      <a:avLst/>
+                    </a:prstGeom>
+                  </pic:spPr>
+                </pic:pic>
+              </a:graphicData>
+            </a:graphic>
+          </wp:inline>
+        </w:drawing>
+      </w:r>
+    </w:p>
+    <w:p>
+      <w:pPr>
+        <w:rPr>
+          <w:rFonts w:cstheme="minorHAnsi"/>
+          <w:szCs w:val="22"/>
+          <w:lang w:val="en-US"/>
+        </w:rPr>
+      </w:pPr>
+      <w:r>
+        <w:rPr>
+          <w:rFonts w:cstheme="minorHAnsi"/>
+          <w:szCs w:val="22"/>
+          <w:lang w:val="en-US"/>
+        </w:rPr>
+        <w:drawing>
+          <wp:inline distT="0" distB="0" distL="0" distR="0" wp14:anchorId="10F3ECA9" wp14:editId="4D5FF3A2">
+            <wp:extent cx="5731510" cy="375285"/>
+            <wp:effectExtent l="0" t="0" r="2540" b="5715"/>
+            <wp:docPr id="2109883658" name="Hình ảnh 1"/>
+            <wp:cNvGraphicFramePr>
+              <a:graphicFrameLocks xmlns:a="http://schemas.openxmlformats.org/drawingml/2006/main" noChangeAspect="1"/>
+            </wp:cNvGraphicFramePr>
+            <a:graphic xmlns:a="http://schemas.openxmlformats.org/drawingml/2006/main">
+              <a:graphicData uri="http://schemas.openxmlformats.org/drawingml/2006/picture">
+                <pic:pic xmlns:pic="http://schemas.openxmlformats.org/drawingml/2006/picture">
+                  <pic:nvPicPr>
+                    <pic:cNvPr id="2109883658" name=""/>
+                    <pic:cNvPicPr/>
+                  </pic:nvPicPr>
+                  <pic:blipFill>
+                    <a:blip r:embed="rId64"/>
+                    <a:stretch>
+                      <a:fillRect/>
+                    </a:stretch>
+                  </pic:blipFill>
+                  <pic:spPr>
+                    <a:xfrm>
+                      <a:off x="0" y="0"/>
+                      <a:ext cx="5731510" cy="375285"/>
+                    </a:xfrm>
+                    <a:prstGeom prst="rect">
+                      <a:avLst/>
+                    </a:prstGeom>
+                  </pic:spPr>
+                </pic:pic>
+              </a:graphicData>
+            </a:graphic>
+          </wp:inline>
+        </w:drawing>
+      </w:r>
+    </w:p>
+    <w:p>
+      <w:pPr>
+        <w:rPr>
+          <w:rFonts w:cstheme="minorHAnsi"/>
+          <w:szCs w:val="22"/>
+          <w:lang w:val="en-US"/>
+        </w:rPr>
+      </w:pPr>
+      <w:r>
+        <w:rPr>
+          <w:rFonts w:cstheme="minorHAnsi"/>
+          <w:szCs w:val="22"/>
+          <w:lang w:val="en-US"/>
+        </w:rPr>
+        <w:drawing>
+          <wp:inline distT="0" distB="0" distL="0" distR="0" wp14:anchorId="1B28EC4A" wp14:editId="0BFD8457">
+            <wp:extent cx="2972215" cy="685896"/>
+            <wp:effectExtent l="0" t="0" r="0" b="0"/>
+            <wp:docPr id="934072636" name="Hình ảnh 1"/>
+            <wp:cNvGraphicFramePr>
+              <a:graphicFrameLocks xmlns:a="http://schemas.openxmlformats.org/drawingml/2006/main" noChangeAspect="1"/>
+            </wp:cNvGraphicFramePr>
+            <a:graphic xmlns:a="http://schemas.openxmlformats.org/drawingml/2006/main">
+              <a:graphicData uri="http://schemas.openxmlformats.org/drawingml/2006/picture">
+                <pic:pic xmlns:pic="http://schemas.openxmlformats.org/drawingml/2006/picture">
+                  <pic:nvPicPr>
+                    <pic:cNvPr id="934072636" name=""/>
+                    <pic:cNvPicPr/>
+                  </pic:nvPicPr>
+                  <pic:blipFill>
+                    <a:blip r:embed="rId65"/>
+                    <a:stretch>
+                      <a:fillRect/>
+                    </a:stretch>
+                  </pic:blipFill>
+                  <pic:spPr>
+                    <a:xfrm>
+                      <a:off x="0" y="0"/>
+                      <a:ext cx="2972215" cy="685896"/>
+                    </a:xfrm>
+                    <a:prstGeom prst="rect">
+                      <a:avLst/>
+                    </a:prstGeom>
+                  </pic:spPr>
+                </pic:pic>
+              </a:graphicData>
+            </a:graphic>
+          </wp:inline>
+        </w:drawing>
+      </w:r>
+    </w:p>
+    <w:p>
+      <w:pPr>
+        <w:rPr>
+          <w:rFonts w:cstheme="minorHAnsi"/>
+          <w:szCs w:val="22"/>
+          <w:lang w:val="en-US"/>
+        </w:rPr>
+      </w:pPr>
+      <w:r>
+        <w:rPr>
+          <w:rFonts w:cstheme="minorHAnsi"/>
+          <w:szCs w:val="22"/>
+          <w:lang w:val="en-US"/>
+        </w:rPr>
+        <w:t>Bài 7: Sử dụng biến môi trường trong Dockerfile</w:t>
+      </w:r>
+    </w:p>
+    <w:p>
+      <w:pPr>
+        <w:pStyle w:val="oancuaDanhsach"/>
+        <w:numPr>
+          <w:ilvl w:val="0"/>
+          <w:numId w:val="3"/>
+        </w:numPr>
+        <w:rPr>
+          <w:rFonts w:cstheme="minorHAnsi"/>
+          <w:szCs w:val="22"/>
+          <w:lang w:val="en-US"/>
+        </w:rPr>
+      </w:pPr>
+      <w:r>
+        <w:rPr>
+          <w:rFonts w:cstheme="minorHAnsi"/>
+          <w:szCs w:val="22"/>
+          <w:lang w:val="en-US"/>
+        </w:rPr>
+        <w:t xml:space="preserve">Yêu cầu : </w:t>
+      </w:r>
+    </w:p>
+    <w:p>
+      <w:pPr>
+        <w:pStyle w:val="oancuaDanhsach"/>
+        <w:numPr>
+          <w:ilvl w:val="1"/>
+          <w:numId w:val="3"/>
+        </w:numPr>
+        <w:rPr>
+          <w:rFonts w:cstheme="minorHAnsi"/>
+          <w:szCs w:val="22"/>
+          <w:lang w:val="en-US"/>
+        </w:rPr>
+      </w:pPr>
+      <w:r>
+        <w:rPr>
+          <w:rFonts w:cstheme="minorHAnsi"/>
+          <w:szCs w:val="22"/>
+          <w:lang w:val="en-US"/>
+        </w:rPr>
+        <w:lastRenderedPageBreak/>
+        <w:t>Viết Dockerfile cho ứng dụng Python đọc biến môi trường APP_ENV và in ra màn hình.</w:t>
+      </w:r>
+    </w:p>
+    <w:p>
+      <w:pPr>
+        <w:pStyle w:val="oancuaDanhsach"/>
+        <w:numPr>
+          <w:ilvl w:val="1"/>
+          <w:numId w:val="3"/>
+        </w:numPr>
+        <w:rPr>
+          <w:rFonts w:cstheme="minorHAnsi"/>
+          <w:szCs w:val="22"/>
+          <w:lang w:val="en-US"/>
+        </w:rPr>
+      </w:pPr>
+      <w:r>
+        <w:rPr>
+          <w:rFonts w:cstheme="minorHAnsi"/>
+          <w:szCs w:val="22"/>
+          <w:lang w:val="en-US"/>
+        </w:rPr>
+        <w:t>Sử dụng ENV APP_ENV=development trong Dockerfile.</w:t>
+      </w:r>
+    </w:p>
+    <w:p>
+      <w:pPr>
+        <w:rPr>
+          <w:rFonts w:cstheme="minorHAnsi"/>
+          <w:szCs w:val="22"/>
+          <w:lang w:val="en-US"/>
+        </w:rPr>
+      </w:pPr>
+      <w:r>
+        <w:rPr>
+          <w:rFonts w:cstheme="minorHAnsi"/>
+          <w:szCs w:val="22"/>
+          <w:lang w:val="en-US"/>
+        </w:rPr>
+        <w:drawing>
+          <wp:inline distT="0" distB="0" distL="0" distR="0" wp14:anchorId="5DF1E485" wp14:editId="5962F906">
+            <wp:extent cx="5731510" cy="348615"/>
+            <wp:effectExtent l="0" t="0" r="2540" b="0"/>
+            <wp:docPr id="1827399249" name="Hình ảnh 1"/>
+            <wp:cNvGraphicFramePr>
+              <a:graphicFrameLocks xmlns:a="http://schemas.openxmlformats.org/drawingml/2006/main" noChangeAspect="1"/>
+            </wp:cNvGraphicFramePr>
+            <a:graphic xmlns:a="http://schemas.openxmlformats.org/drawingml/2006/main">
+              <a:graphicData uri="http://schemas.openxmlformats.org/drawingml/2006/picture">
+                <pic:pic xmlns:pic="http://schemas.openxmlformats.org/drawingml/2006/picture">
+                  <pic:nvPicPr>
+                    <pic:cNvPr id="1827399249" name=""/>
+                    <pic:cNvPicPr/>
+                  </pic:nvPicPr>
+                  <pic:blipFill>
+                    <a:blip r:embed="rId66"/>
+                    <a:stretch>
+                      <a:fillRect/>
+                    </a:stretch>
+                  </pic:blipFill>
+                  <pic:spPr>
+                    <a:xfrm>
+                      <a:off x="0" y="0"/>
+                      <a:ext cx="5731510" cy="348615"/>
+                    </a:xfrm>
+                    <a:prstGeom prst="rect">
+                      <a:avLst/>
+                    </a:prstGeom>
+                  </pic:spPr>
+                </pic:pic>
+              </a:graphicData>
+            </a:graphic>
+          </wp:inline>
+        </w:drawing>
+      </w:r>
+    </w:p>
+    <w:p>
+      <w:pPr>
+        <w:rPr>
+          <w:rFonts w:cstheme="minorHAnsi"/>
+          <w:szCs w:val="22"/>
+          <w:lang w:val="en-US"/>
+        </w:rPr>
+      </w:pPr>
+      <w:r>
+        <w:rPr>
+          <w:rFonts w:cstheme="minorHAnsi"/>
+          <w:szCs w:val="22"/>
+          <w:lang w:val="en-US"/>
+        </w:rPr>
+        <w:drawing>
+          <wp:inline distT="0" distB="0" distL="0" distR="0" wp14:anchorId="2AC8D73D" wp14:editId="2DAA82D7">
+            <wp:extent cx="5731510" cy="553720"/>
+            <wp:effectExtent l="0" t="0" r="2540" b="0"/>
+            <wp:docPr id="307799712" name="Hình ảnh 1"/>
+            <wp:cNvGraphicFramePr>
+              <a:graphicFrameLocks xmlns:a="http://schemas.openxmlformats.org/drawingml/2006/main" noChangeAspect="1"/>
+            </wp:cNvGraphicFramePr>
+            <a:graphic xmlns:a="http://schemas.openxmlformats.org/drawingml/2006/main">
+              <a:graphicData uri="http://schemas.openxmlformats.org/drawingml/2006/picture">
+                <pic:pic xmlns:pic="http://schemas.openxmlformats.org/drawingml/2006/picture">
+                  <pic:nvPicPr>
+                    <pic:cNvPr id="307799712" name=""/>
+                    <pic:cNvPicPr/>
+                  </pic:nvPicPr>
+                  <pic:blipFill>
+                    <a:blip r:embed="rId67"/>
+                    <a:stretch>
+                      <a:fillRect/>
+                    </a:stretch>
+                  </pic:blipFill>
+                  <pic:spPr>
+                    <a:xfrm>
+                      <a:off x="0" y="0"/>
+                      <a:ext cx="5731510" cy="553720"/>
+                    </a:xfrm>
+                    <a:prstGeom prst="rect">
+                      <a:avLst/>
+                    </a:prstGeom>
+                  </pic:spPr>
+                </pic:pic>
+              </a:graphicData>
+            </a:graphic>
+          </wp:inline>
+        </w:drawing>
+      </w:r>
+    </w:p>
+    <w:p>
+      <w:pPr>
+        <w:rPr>
+          <w:rFonts w:cstheme="minorHAnsi"/>
+          <w:szCs w:val="22"/>
+          <w:lang w:val="en-US"/>
+        </w:rPr>
+      </w:pPr>
+      <w:r>
+        <w:rPr>
+          <w:rFonts w:cstheme="minorHAnsi"/>
+          <w:szCs w:val="22"/>
+          <w:lang w:val="en-US"/>
+        </w:rPr>
+        <w:t>Bài 8: Tạo Dockerfile cho PostgreSQL tùy chỉnh</w:t>
+      </w:r>
+    </w:p>
+    <w:p>
+      <w:pPr>
+        <w:pStyle w:val="oancuaDanhsach"/>
+        <w:numPr>
+          <w:ilvl w:val="0"/>
+          <w:numId w:val="3"/>
+        </w:numPr>
+        <w:rPr>
+          <w:rFonts w:cstheme="minorHAnsi"/>
+          <w:szCs w:val="22"/>
+          <w:lang w:val="en-US"/>
+        </w:rPr>
+      </w:pPr>
+      <w:r>
+        <w:rPr>
+          <w:rFonts w:cstheme="minorHAnsi"/>
+          <w:szCs w:val="22"/>
+          <w:lang w:val="en-US"/>
+        </w:rPr>
+        <w:t>Yêu cầu :</w:t>
+      </w:r>
+    </w:p>
+    <w:p>
+      <w:pPr>
+        <w:pStyle w:val="oancuaDanhsach"/>
+        <w:numPr>
+          <w:ilvl w:val="1"/>
+          <w:numId w:val="3"/>
+        </w:numPr>
+        <w:rPr>
+          <w:rFonts w:cstheme="minorHAnsi"/>
+          <w:szCs w:val="22"/>
+          <w:lang w:val="en-US"/>
+        </w:rPr>
+      </w:pPr>
+      <w:r>
+        <w:rPr>
+          <w:rFonts w:cstheme="minorHAnsi"/>
+          <w:szCs w:val="22"/>
+          <w:lang w:val="en-US"/>
+        </w:rPr>
+        <w:t>Viết Dockerfile để chạy PostgreSQL (postgres:15).</w:t>
+      </w:r>
+    </w:p>
+    <w:p>
+      <w:pPr>
+        <w:pStyle w:val="oancuaDanhsach"/>
+        <w:numPr>
+          <w:ilvl w:val="1"/>
+          <w:numId w:val="3"/>
+        </w:numPr>
+        <w:rPr>
+          <w:rFonts w:cstheme="minorHAnsi"/>
+          <w:szCs w:val="22"/>
+          <w:lang w:val="en-US"/>
+        </w:rPr>
+      </w:pPr>
+      <w:r>
+        <w:rPr>
+          <w:rFonts w:cstheme="minorHAnsi"/>
+          <w:szCs w:val="22"/>
+          <w:lang w:val="en-US"/>
+        </w:rPr>
+        <w:t>Thêm file SQL để tự động tạo database khi container chạy lần đầu tiên.</w:t>
+      </w:r>
+    </w:p>
+    <w:p>
+      <w:pPr>
+        <w:rPr>
+          <w:rFonts w:cstheme="minorHAnsi"/>
+          <w:szCs w:val="22"/>
+          <w:lang w:val="en-US"/>
+        </w:rPr>
+      </w:pPr>
+      <w:r>
+        <w:rPr>
+          <w:rFonts w:cstheme="minorHAnsi"/>
+          <w:szCs w:val="22"/>
+          <w:lang w:val="en-US"/>
+        </w:rPr>
+        <w:drawing>
+          <wp:inline distT="0" distB="0" distL="0" distR="0" wp14:anchorId="4EE6DD0E" wp14:editId="333E68D4">
+            <wp:extent cx="5731510" cy="296545"/>
+            <wp:effectExtent l="0" t="0" r="2540" b="8255"/>
+            <wp:docPr id="980574935" name="Hình ảnh 1"/>
+            <wp:cNvGraphicFramePr>
+              <a:graphicFrameLocks xmlns:a="http://schemas.openxmlformats.org/drawingml/2006/main" noChangeAspect="1"/>
+            </wp:cNvGraphicFramePr>
+            <a:graphic xmlns:a="http://schemas.openxmlformats.org/drawingml/2006/main">
+              <a:graphicData uri="http://schemas.openxmlformats.org/drawingml/2006/picture">
+                <pic:pic xmlns:pic="http://schemas.openxmlformats.org/drawingml/2006/picture">
+                  <pic:nvPicPr>
+                    <pic:cNvPr id="980574935" name=""/>
+                    <pic:cNvPicPr/>
+                  </pic:nvPicPr>
+                  <pic:blipFill>
+                    <a:blip r:embed="rId68"/>
+                    <a:stretch>
+                      <a:fillRect/>
+                    </a:stretch>
+                  </pic:blipFill>
+                  <pic:spPr>
+                    <a:xfrm>
+                      <a:off x="0" y="0"/>
+                      <a:ext cx="5731510" cy="296545"/>
+                    </a:xfrm>
+                    <a:prstGeom prst="rect">
+                      <a:avLst/>
+                    </a:prstGeom>
+                  </pic:spPr>
+                </pic:pic>
+              </a:graphicData>
+            </a:graphic>
+          </wp:inline>
+        </w:drawing>
+      </w:r>
+    </w:p>
+    <w:p>
+      <w:pPr>
+        <w:rPr>
+          <w:rFonts w:cstheme="minorHAnsi"/>
+          <w:szCs w:val="22"/>
+          <w:lang w:val="en-US"/>
+        </w:rPr>
+      </w:pPr>
+      <w:r>
+        <w:rPr>
+          <w:rFonts w:cstheme="minorHAnsi"/>
+          <w:szCs w:val="22"/>
+          <w:lang w:val="en-US"/>
+        </w:rPr>
+        <w:drawing>
+          <wp:inline distT="0" distB="0" distL="0" distR="0" wp14:anchorId="0CDADCDD" wp14:editId="402C7256">
+            <wp:extent cx="5731510" cy="453390"/>
+            <wp:effectExtent l="0" t="0" r="2540" b="3810"/>
+            <wp:docPr id="1598436309" name="Hình ảnh 1"/>
+            <wp:cNvGraphicFramePr>
+              <a:graphicFrameLocks xmlns:a="http://schemas.openxmlformats.org/drawingml/2006/main" noChangeAspect="1"/>
+            </wp:cNvGraphicFramePr>
+            <a:graphic xmlns:a="http://schemas.openxmlformats.org/drawingml/2006/main">
+              <a:graphicData uri="http://schemas.openxmlformats.org/drawingml/2006/picture">
+                <pic:pic xmlns:pic="http://schemas.openxmlformats.org/drawingml/2006/picture">
+                  <pic:nvPicPr>
+                    <pic:cNvPr id="1598436309" name=""/>
+                    <pic:cNvPicPr/>
+                  </pic:nvPicPr>
+                  <pic:blipFill>
+                    <a:blip r:embed="rId69"/>
+                    <a:stretch>
+                      <a:fillRect/>
+                    </a:stretch>
+                  </pic:blipFill>
+                  <pic:spPr>
+                    <a:xfrm>
+                      <a:off x="0" y="0"/>
+                      <a:ext cx="5731510" cy="453390"/>
+                    </a:xfrm>
+                    <a:prstGeom prst="rect">
+                      <a:avLst/>
+                    </a:prstGeom>
+                  </pic:spPr>
+                </pic:pic>
+              </a:graphicData>
+            </a:graphic>
+          </wp:inline>
+        </w:drawing>
+      </w:r>
+    </w:p>
+    <w:p>
+      <w:pPr>
+        <w:rPr>
+          <w:rFonts w:cstheme="minorHAnsi"/>
+          <w:szCs w:val="22"/>
+          <w:lang w:val="en-US"/>
+        </w:rPr>
+      </w:pPr>
+      <w:r>
+        <w:rPr>
+          <w:rFonts w:cstheme="minorHAnsi"/>
+          <w:szCs w:val="22"/>
+          <w:lang w:val="en-US"/>
+        </w:rPr>
+        <w:drawing>
+          <wp:inline distT="0" distB="0" distL="0" distR="0" wp14:anchorId="1EE34E54" wp14:editId="4022EF8C">
+            <wp:extent cx="5731510" cy="1478280"/>
+            <wp:effectExtent l="0" t="0" r="2540" b="7620"/>
+            <wp:docPr id="1383163214" name="Hình ảnh 1"/>
+            <wp:cNvGraphicFramePr>
+              <a:graphicFrameLocks xmlns:a="http://schemas.openxmlformats.org/drawingml/2006/main" noChangeAspect="1"/>
+            </wp:cNvGraphicFramePr>
+            <a:graphic xmlns:a="http://schemas.openxmlformats.org/drawingml/2006/main">
+              <a:graphicData uri="http://schemas.openxmlformats.org/drawingml/2006/picture">
+                <pic:pic xmlns:pic="http://schemas.openxmlformats.org/drawingml/2006/picture">
+                  <pic:nvPicPr>
+                    <pic:cNvPr id="1383163214" name=""/>
+                    <pic:cNvPicPr/>
+                  </pic:nvPicPr>
+                  <pic:blipFill>
+                    <a:blip r:embed="rId70"/>
+                    <a:stretch>
+                      <a:fillRect/>
+                    </a:stretch>
+                  </pic:blipFill>
+                  <pic:spPr>
+                    <a:xfrm>
+                      <a:off x="0" y="0"/>
+                      <a:ext cx="5731510" cy="1478280"/>
+                    </a:xfrm>
+                    <a:prstGeom prst="rect">
+                      <a:avLst/>
+                    </a:prstGeom>
+                  </pic:spPr>
+                </pic:pic>
+              </a:graphicData>
+            </a:graphic>
+          </wp:inline>
+        </w:drawing>
+      </w:r>
+    </w:p>
+    <w:p>
+      <w:pPr>
+        <w:rPr>
+          <w:rFonts w:cstheme="minorHAnsi"/>
+          <w:szCs w:val="22"/>
+          <w:lang w:val="en-US"/>
+        </w:rPr>
+      </w:pPr>
+      <w:r>
+        <w:rPr>
+          <w:rFonts w:cstheme="minorHAnsi"/>
+          <w:szCs w:val="22"/>
+          <w:lang w:val="en-US"/>
+        </w:rPr>
+        <w:t>Bài 9: Tạo Dockerfile chạy Redis với cấu hình tùy chỉnh</w:t>
+      </w:r>
+    </w:p>
+    <w:p>
+      <w:pPr>
+        <w:pStyle w:val="oancuaDanhsach"/>
+        <w:numPr>
+          <w:ilvl w:val="0"/>
+          <w:numId w:val="3"/>
+        </w:numPr>
+        <w:rPr>
+          <w:rFonts w:cstheme="minorHAnsi"/>
+          <w:szCs w:val="22"/>
+          <w:lang w:val="en-US"/>
+        </w:rPr>
+      </w:pPr>
+      <w:r>
+        <w:rPr>
+          <w:rFonts w:cstheme="minorHAnsi"/>
+          <w:szCs w:val="22"/>
+          <w:lang w:val="en-US"/>
+        </w:rPr>
+        <w:t xml:space="preserve">Yêu cầu : </w:t>
+      </w:r>
+    </w:p>
+    <w:p>
+      <w:pPr>
+        <w:pStyle w:val="oancuaDanhsach"/>
+        <w:numPr>
+          <w:ilvl w:val="1"/>
+          <w:numId w:val="3"/>
+        </w:numPr>
+        <w:rPr>
+          <w:rFonts w:cstheme="minorHAnsi"/>
+          <w:szCs w:val="22"/>
+          <w:lang w:val="en-US"/>
+        </w:rPr>
+      </w:pPr>
+      <w:r>
+        <w:rPr>
+          <w:rFonts w:cstheme="minorHAnsi"/>
+          <w:szCs w:val="22"/>
+          <w:lang w:val="en-US"/>
+        </w:rPr>
+        <w:t>Viết Dockerfile sử dụng redis:latest.</w:t>
+      </w:r>
+    </w:p>
+    <w:p>
+      <w:pPr>
+        <w:pStyle w:val="oancuaDanhsach"/>
+        <w:numPr>
+          <w:ilvl w:val="1"/>
+          <w:numId w:val="3"/>
+        </w:numPr>
+        <w:rPr>
+          <w:rFonts w:cstheme="minorHAnsi"/>
+          <w:szCs w:val="22"/>
+          <w:lang w:val="en-US"/>
+        </w:rPr>
+      </w:pPr>
+      <w:r>
+        <w:rPr>
+          <w:rFonts w:cstheme="minorHAnsi"/>
+          <w:szCs w:val="22"/>
+          <w:lang w:val="en-US"/>
+        </w:rPr>
+        <w:t>Thêm file redis.conf vào container.</w:t>
+      </w:r>
+    </w:p>
+    <w:p>
+      <w:pPr>
+        <w:rPr>
+          <w:rFonts w:cstheme="minorHAnsi"/>
+          <w:szCs w:val="22"/>
+          <w:lang w:val="en-US"/>
+        </w:rPr>
+      </w:pPr>
+      <w:r>
+        <w:rPr>
+          <w:rFonts w:cstheme="minorHAnsi"/>
+          <w:szCs w:val="22"/>
+          <w:lang w:val="en-US"/>
+        </w:rPr>
+        <w:drawing>
+          <wp:inline distT="0" distB="0" distL="0" distR="0" wp14:anchorId="3CC0BBB5" wp14:editId="385982EE">
+            <wp:extent cx="5731510" cy="340995"/>
+            <wp:effectExtent l="0" t="0" r="2540" b="1905"/>
+            <wp:docPr id="1832458591" name="Hình ảnh 1"/>
+            <wp:cNvGraphicFramePr>
+              <a:graphicFrameLocks xmlns:a="http://schemas.openxmlformats.org/drawingml/2006/main" noChangeAspect="1"/>
+            </wp:cNvGraphicFramePr>
+            <a:graphic xmlns:a="http://schemas.openxmlformats.org/drawingml/2006/main">
+              <a:graphicData uri="http://schemas.openxmlformats.org/drawingml/2006/picture">
+                <pic:pic xmlns:pic="http://schemas.openxmlformats.org/drawingml/2006/picture">
+                  <pic:nvPicPr>
+                    <pic:cNvPr id="1832458591" name=""/>
+                    <pic:cNvPicPr/>
+                  </pic:nvPicPr>
+                  <pic:blipFill>
+                    <a:blip r:embed="rId71"/>
+                    <a:stretch>
+                      <a:fillRect/>
+                    </a:stretch>
+                  </pic:blipFill>
+                  <pic:spPr>
+                    <a:xfrm>
+                      <a:off x="0" y="0"/>
+                      <a:ext cx="5731510" cy="340995"/>
+                    </a:xfrm>
+                    <a:prstGeom prst="rect">
+                      <a:avLst/>
+                    </a:prstGeom>
+                  </pic:spPr>
+                </pic:pic>
+              </a:graphicData>
+            </a:graphic>
+          </wp:inline>
+        </w:drawing>
+      </w:r>
+    </w:p>
+    <w:p>
+      <w:pPr>
+        <w:rPr>
+          <w:rFonts w:cstheme="minorHAnsi"/>
+          <w:szCs w:val="22"/>
+          <w:lang w:val="en-US"/>
+        </w:rPr>
+      </w:pPr>
+      <w:r>
+        <w:rPr>
+          <w:rFonts w:cstheme="minorHAnsi"/>
+          <w:szCs w:val="22"/>
+          <w:lang w:val="en-US"/>
+        </w:rPr>
+        <w:drawing>
+          <wp:inline distT="0" distB="0" distL="0" distR="0" wp14:anchorId="23938A23" wp14:editId="552EDD31">
+            <wp:extent cx="5731510" cy="385445"/>
+            <wp:effectExtent l="0" t="0" r="2540" b="0"/>
+            <wp:docPr id="1517404807" name="Hình ảnh 1"/>
+            <wp:cNvGraphicFramePr>
+              <a:graphicFrameLocks xmlns:a="http://schemas.openxmlformats.org/drawingml/2006/main" noChangeAspect="1"/>
+            </wp:cNvGraphicFramePr>
+            <a:graphic xmlns:a="http://schemas.openxmlformats.org/drawingml/2006/main">
+              <a:graphicData uri="http://schemas.openxmlformats.org/drawingml/2006/picture">
+                <pic:pic xmlns:pic="http://schemas.openxmlformats.org/drawingml/2006/picture">
+                  <pic:nvPicPr>
+                    <pic:cNvPr id="1517404807" name=""/>
+                    <pic:cNvPicPr/>
+                  </pic:nvPicPr>
+                  <pic:blipFill>
+                    <a:blip r:embed="rId72"/>
+                    <a:stretch>
+                      <a:fillRect/>
+                    </a:stretch>
+                  </pic:blipFill>
+                  <pic:spPr>
+                    <a:xfrm>
+                      <a:off x="0" y="0"/>
+                      <a:ext cx="5731510" cy="385445"/>
+                    </a:xfrm>
+                    <a:prstGeom prst="rect">
+                      <a:avLst/>
+                    </a:prstGeom>
+                  </pic:spPr>
+                </pic:pic>
+              </a:graphicData>
+            </a:graphic>
+          </wp:inline>
+        </w:drawing>
+      </w:r>
+    </w:p>
+    <w:p>
+      <w:pPr>
+        <w:rPr>
+          <w:rFonts w:cstheme="minorHAnsi"/>
+          <w:szCs w:val="22"/>
+          <w:lang w:val="en-US"/>
+        </w:rPr>
+      </w:pPr>
+      <w:r>
+        <w:rPr>
+          <w:rFonts w:cstheme="minorHAnsi"/>
+          <w:szCs w:val="22"/>
+          <w:lang w:val="en-US"/>
+        </w:rPr>
+        <w:drawing>
+          <wp:inline distT="0" distB="0" distL="0" distR="0" wp14:anchorId="0E8754D7" wp14:editId="14BDC47C">
+            <wp:extent cx="5731510" cy="522605"/>
+            <wp:effectExtent l="0" t="0" r="2540" b="0"/>
+            <wp:docPr id="322014029" name="Hình ảnh 1"/>
+            <wp:cNvGraphicFramePr>
+              <a:graphicFrameLocks xmlns:a="http://schemas.openxmlformats.org/drawingml/2006/main" noChangeAspect="1"/>
+            </wp:cNvGraphicFramePr>
+            <a:graphic xmlns:a="http://schemas.openxmlformats.org/drawingml/2006/main">
+              <a:graphicData uri="http://schemas.openxmlformats.org/drawingml/2006/picture">
+                <pic:pic xmlns:pic="http://schemas.openxmlformats.org/drawingml/2006/picture">
+                  <pic:nvPicPr>
+                    <pic:cNvPr id="322014029" name=""/>
+                    <pic:cNvPicPr/>
+                  </pic:nvPicPr>
+                  <pic:blipFill>
+                    <a:blip r:embed="rId73"/>
+                    <a:stretch>
+                      <a:fillRect/>
+                    </a:stretch>
+                  </pic:blipFill>
+                  <pic:spPr>
+                    <a:xfrm>
+                      <a:off x="0" y="0"/>
+                      <a:ext cx="5731510" cy="522605"/>
+                    </a:xfrm>
+                    <a:prstGeom prst="rect">
+                      <a:avLst/>
+                    </a:prstGeom>
+                  </pic:spPr>
+                </pic:pic>
+              </a:graphicData>
+            </a:graphic>
+          </wp:inline>
+        </w:drawing>
+      </w:r>
+    </w:p>
+    <w:p>
+      <w:pPr>
+        <w:rPr>
+          <w:rFonts w:cstheme="minorHAnsi"/>
+          <w:szCs w:val="22"/>
+          <w:lang w:val="en-US"/>
+        </w:rPr>
+      </w:pPr>
+      <w:r>
+        <w:rPr>
+          <w:rFonts w:cstheme="minorHAnsi"/>
+          <w:szCs w:val="22"/>
+          <w:lang w:val="en-US"/>
+        </w:rPr>
+        <w:t>Bài 10: Chạy ứng dụng PHP với Apache</w:t>
+      </w:r>
+    </w:p>
+    <w:p>
+      <w:pPr>
+        <w:pStyle w:val="oancuaDanhsach"/>
+        <w:numPr>
+          <w:ilvl w:val="0"/>
+          <w:numId w:val="3"/>
+        </w:numPr>
+        <w:rPr>
+          <w:rFonts w:cstheme="minorHAnsi"/>
+          <w:szCs w:val="22"/>
+          <w:lang w:val="en-US"/>
+        </w:rPr>
+      </w:pPr>
+      <w:r>
+        <w:rPr>
+          <w:rFonts w:cstheme="minorHAnsi"/>
+          <w:szCs w:val="22"/>
+          <w:lang w:val="en-US"/>
+        </w:rPr>
+        <w:t>Yêu cầu :</w:t>
+      </w:r>
+    </w:p>
+    <w:p>
+      <w:pPr>
+        <w:pStyle w:val="oancuaDanhsach"/>
+        <w:numPr>
+          <w:ilvl w:val="1"/>
+          <w:numId w:val="3"/>
+        </w:numPr>
+        <w:rPr>
+          <w:rFonts w:cstheme="minorHAnsi"/>
+          <w:szCs w:val="22"/>
+          <w:lang w:val="en-US"/>
+        </w:rPr>
+      </w:pPr>
+      <w:r>
+        <w:rPr>
+          <w:rFonts w:cstheme="minorHAnsi"/>
+          <w:szCs w:val="22"/>
+          <w:lang w:val="en-US"/>
+        </w:rPr>
+        <w:t>Viết Dockerfile để chạy một ứng dụng PHP đơn giản (php:8.2-apache).</w:t>
+      </w:r>
+    </w:p>
+    <w:p>
+      <w:pPr>
+        <w:pStyle w:val="oancuaDanhsach"/>
+        <w:numPr>
+          <w:ilvl w:val="1"/>
+          <w:numId w:val="3"/>
+        </w:numPr>
+        <w:rPr>
+          <w:rFonts w:cstheme="minorHAnsi"/>
+          <w:szCs w:val="22"/>
+          <w:lang w:val="en-US"/>
+        </w:rPr>
+      </w:pPr>
+      <w:r>
+        <w:rPr>
+          <w:rFonts w:cstheme="minorHAnsi"/>
+          <w:szCs w:val="22"/>
+          <w:lang w:val="en-US"/>
+        </w:rPr>
+        <w:t>Mount mã nguồn từ máy host vào container.</w:t>
+      </w:r>
+    </w:p>
+    <w:p>
+      <w:pPr>
+        <w:rPr>
+          <w:rFonts w:cstheme="minorHAnsi"/>
+          <w:szCs w:val="22"/>
+          <w:lang w:val="en-US"/>
+        </w:rPr>
+      </w:pPr>
+      <w:r>
+        <w:rPr>
+          <w:rFonts w:cstheme="minorHAnsi"/>
+          <w:szCs w:val="22"/>
+          <w:lang w:val="en-US"/>
+        </w:rPr>
+        <w:lastRenderedPageBreak/>
+        <w:drawing>
+          <wp:inline distT="0" distB="0" distL="0" distR="0" wp14:anchorId="2EF4690F" wp14:editId="601A22D3">
+            <wp:extent cx="5731510" cy="2024380"/>
+            <wp:effectExtent l="0" t="0" r="2540" b="0"/>
+            <wp:docPr id="542030623" name="Hình ảnh 1"/>
+            <wp:cNvGraphicFramePr>
+              <a:graphicFrameLocks xmlns:a="http://schemas.openxmlformats.org/drawingml/2006/main" noChangeAspect="1"/>
+            </wp:cNvGraphicFramePr>
+            <a:graphic xmlns:a="http://schemas.openxmlformats.org/drawingml/2006/main">
+              <a:graphicData uri="http://schemas.openxmlformats.org/drawingml/2006/picture">
+                <pic:pic xmlns:pic="http://schemas.openxmlformats.org/drawingml/2006/picture">
+                  <pic:nvPicPr>
+                    <pic:cNvPr id="542030623" name=""/>
+                    <pic:cNvPicPr/>
+                  </pic:nvPicPr>
+                  <pic:blipFill>
+                    <a:blip r:embed="rId74"/>
+                    <a:stretch>
+                      <a:fillRect/>
+                    </a:stretch>
+                  </pic:blipFill>
+                  <pic:spPr>
+                    <a:xfrm>
+                      <a:off x="0" y="0"/>
+                      <a:ext cx="5731510" cy="2024380"/>
+                    </a:xfrm>
+                    <a:prstGeom prst="rect">
+                      <a:avLst/>
+                    </a:prstGeom>
+                  </pic:spPr>
+                </pic:pic>
+              </a:graphicData>
+            </a:graphic>
+          </wp:inline>
+        </w:drawing>
+      </w:r>
+    </w:p>
+    <w:p>
+      <w:pPr>
+        <w:rPr>
+          <w:rFonts w:cstheme="minorHAnsi"/>
+          <w:szCs w:val="22"/>
+          <w:lang w:val="en-US"/>
+        </w:rPr>
+      </w:pPr>
+      <w:r>
+        <w:rPr>
+          <w:rFonts w:cstheme="minorHAnsi"/>
+          <w:szCs w:val="22"/>
+          <w:lang w:val="en-US"/>
+        </w:rPr>
+        <w:drawing>
+          <wp:inline distT="0" distB="0" distL="0" distR="0" wp14:anchorId="117B53C4" wp14:editId="43493868">
+            <wp:extent cx="2915057" cy="876422"/>
+            <wp:effectExtent l="0" t="0" r="0" b="0"/>
+            <wp:docPr id="384109790" name="Hình ảnh 1"/>
+            <wp:cNvGraphicFramePr>
+              <a:graphicFrameLocks xmlns:a="http://schemas.openxmlformats.org/drawingml/2006/main" noChangeAspect="1"/>
+            </wp:cNvGraphicFramePr>
+            <a:graphic xmlns:a="http://schemas.openxmlformats.org/drawingml/2006/main">
+              <a:graphicData uri="http://schemas.openxmlformats.org/drawingml/2006/picture">
+                <pic:pic xmlns:pic="http://schemas.openxmlformats.org/drawingml/2006/picture">
+                  <pic:nvPicPr>
+                    <pic:cNvPr id="384109790" name=""/>
+                    <pic:cNvPicPr/>
+                  </pic:nvPicPr>
+                  <pic:blipFill>
+                    <a:blip r:embed="rId75"/>
+                    <a:stretch>
+                      <a:fillRect/>
+                    </a:stretch>
+                  </pic:blipFill>
+                  <pic:spPr>
+                    <a:xfrm>
+                      <a:off x="0" y="0"/>
+                      <a:ext cx="2915057" cy="876422"/>
+                    </a:xfrm>
+                    <a:prstGeom prst="rect">
+                      <a:avLst/>
+                    </a:prstGeom>
+                  </pic:spPr>
+                </pic:pic>
+              </a:graphicData>
+            </a:graphic>
+          </wp:inline>
+        </w:drawing>
       </w:r>
     </w:p>
     <w:sectPr>
@@ -2328,6 +5413,118 @@
     </w:lvl>
   </w:abstractNum>
   <w:abstractNum w:abstractNumId="1" w15:restartNumberingAfterBreak="0">
+    <w:nsid w:val="59F14C95"/>
+    <w:multiLevelType w:val="hybridMultilevel"/>
+    <w:tmpl w:val="3D94EB48"/>
+    <w:lvl w:ilvl="0" w:tplc="6B96E66C">
+      <w:numFmt w:val="bullet"/>
+      <w:lvlText w:val="-"/>
+      <w:lvlJc w:val="left"/>
+      <w:pPr>
+        <w:ind w:left="720" w:hanging="360"/>
+      </w:pPr>
+      <w:rPr>
+        <w:rFonts w:ascii="Arial" w:eastAsiaTheme="minorHAnsi" w:hAnsi="Arial" w:cs="Arial" w:hint="default"/>
+      </w:rPr>
+    </w:lvl>
+    <w:lvl w:ilvl="1" w:tplc="042A0003">
+      <w:start w:val="1"/>
+      <w:numFmt w:val="bullet"/>
+      <w:lvlText w:val="o"/>
+      <w:lvlJc w:val="left"/>
+      <w:pPr>
+        <w:ind w:left="1440" w:hanging="360"/>
+      </w:pPr>
+      <w:rPr>
+        <w:rFonts w:ascii="Courier New" w:hAnsi="Courier New" w:cs="Courier New" w:hint="default"/>
+      </w:rPr>
+    </w:lvl>
+    <w:lvl w:ilvl="2" w:tplc="042A0005" w:tentative="1">
+      <w:start w:val="1"/>
+      <w:numFmt w:val="bullet"/>
+      <w:lvlText w:val=""/>
+      <w:lvlJc w:val="left"/>
+      <w:pPr>
+        <w:ind w:left="2160" w:hanging="360"/>
+      </w:pPr>
+      <w:rPr>
+        <w:rFonts w:ascii="Wingdings" w:hAnsi="Wingdings" w:hint="default"/>
+      </w:rPr>
+    </w:lvl>
+    <w:lvl w:ilvl="3" w:tplc="042A0001" w:tentative="1">
+      <w:start w:val="1"/>
+      <w:numFmt w:val="bullet"/>
+      <w:lvlText w:val=""/>
+      <w:lvlJc w:val="left"/>
+      <w:pPr>
+        <w:ind w:left="2880" w:hanging="360"/>
+      </w:pPr>
+      <w:rPr>
+        <w:rFonts w:ascii="Symbol" w:hAnsi="Symbol" w:hint="default"/>
+      </w:rPr>
+    </w:lvl>
+    <w:lvl w:ilvl="4" w:tplc="042A0003" w:tentative="1">
+      <w:start w:val="1"/>
+      <w:numFmt w:val="bullet"/>
+      <w:lvlText w:val="o"/>
+      <w:lvlJc w:val="left"/>
+      <w:pPr>
+        <w:ind w:left="3600" w:hanging="360"/>
+      </w:pPr>
+      <w:rPr>
+        <w:rFonts w:ascii="Courier New" w:hAnsi="Courier New" w:cs="Courier New" w:hint="default"/>
+      </w:rPr>
+    </w:lvl>
+    <w:lvl w:ilvl="5" w:tplc="042A0005" w:tentative="1">
+      <w:start w:val="1"/>
+      <w:numFmt w:val="bullet"/>
+      <w:lvlText w:val=""/>
+      <w:lvlJc w:val="left"/>
+      <w:pPr>
+        <w:ind w:left="4320" w:hanging="360"/>
+      </w:pPr>
+      <w:rPr>
+        <w:rFonts w:ascii="Wingdings" w:hAnsi="Wingdings" w:hint="default"/>
+      </w:rPr>
+    </w:lvl>
+    <w:lvl w:ilvl="6" w:tplc="042A0001" w:tentative="1">
+      <w:start w:val="1"/>
+      <w:numFmt w:val="bullet"/>
+      <w:lvlText w:val=""/>
+      <w:lvlJc w:val="left"/>
+      <w:pPr>
+        <w:ind w:left="5040" w:hanging="360"/>
+      </w:pPr>
+      <w:rPr>
+        <w:rFonts w:ascii="Symbol" w:hAnsi="Symbol" w:hint="default"/>
+      </w:rPr>
+    </w:lvl>
+    <w:lvl w:ilvl="7" w:tplc="042A0003" w:tentative="1">
+      <w:start w:val="1"/>
+      <w:numFmt w:val="bullet"/>
+      <w:lvlText w:val="o"/>
+      <w:lvlJc w:val="left"/>
+      <w:pPr>
+        <w:ind w:left="5760" w:hanging="360"/>
+      </w:pPr>
+      <w:rPr>
+        <w:rFonts w:ascii="Courier New" w:hAnsi="Courier New" w:cs="Courier New" w:hint="default"/>
+      </w:rPr>
+    </w:lvl>
+    <w:lvl w:ilvl="8" w:tplc="042A0005" w:tentative="1">
+      <w:start w:val="1"/>
+      <w:numFmt w:val="bullet"/>
+      <w:lvlText w:val=""/>
+      <w:lvlJc w:val="left"/>
+      <w:pPr>
+        <w:ind w:left="6480" w:hanging="360"/>
+      </w:pPr>
+      <w:rPr>
+        <w:rFonts w:ascii="Wingdings" w:hAnsi="Wingdings" w:hint="default"/>
+      </w:rPr>
+    </w:lvl>
+  </w:abstractNum>
+  <w:abstractNum w:abstractNumId="2" w15:restartNumberingAfterBreak="0">
     <w:nsid w:val="6B0E4A00"/>
     <w:multiLevelType w:val="hybridMultilevel"/>
     <w:tmpl w:val="A6B2946E"/>
@@ -2417,10 +5614,13 @@
     </w:lvl>
   </w:abstractNum>
   <w:num w:numId="1" w16cid:durableId="1727529311">
-    <w:abstractNumId w:val="1"/>
+    <w:abstractNumId w:val="2"/>
   </w:num>
   <w:num w:numId="2" w16cid:durableId="663824519">
     <w:abstractNumId w:val="0"/>
+  </w:num>
+  <w:num w:numId="3" w16cid:durableId="1408989957">
+    <w:abstractNumId w:val="1"/>
   </w:num>
 </w:numbering>
 </file>
